--- a/template/agreement/credit_recognition_plazo_credit.docx
+++ b/template/agreement/credit_recognition_plazo_credit.docx
@@ -1,6 +1,6 @@
 
 <file path=word/document.xml><?xml version="1.0" encoding="utf-8"?>
-<w:document xmlns:wpc="http://schemas.microsoft.com/office/word/2010/wordprocessingCanvas" xmlns:cx="http://schemas.microsoft.com/office/drawing/2014/chartex" xmlns:cx1="http://schemas.microsoft.com/office/drawing/2015/9/8/chartex" xmlns:cx2="http://schemas.microsoft.com/office/drawing/2015/10/21/chartex" xmlns:cx3="http://schemas.microsoft.com/office/drawing/2016/5/9/chartex" xmlns:cx4="http://schemas.microsoft.com/office/drawing/2016/5/10/chartex" xmlns:cx5="http://schemas.microsoft.com/office/drawing/2016/5/11/chartex" xmlns:cx6="http://schemas.microsoft.com/office/drawing/2016/5/12/chartex" xmlns:cx7="http://schemas.microsoft.com/office/drawing/2016/5/13/chartex" xmlns:cx8="http://schemas.microsoft.com/office/drawing/2016/5/14/chartex" xmlns:mc="http://schemas.openxmlformats.org/markup-compatibility/2006" xmlns:aink="http://schemas.microsoft.com/office/drawing/2016/ink" xmlns:am3d="http://schemas.microsoft.com/office/drawing/2017/model3d" xmlns:o="urn:schemas-microsoft-com:office:office" xmlns:oel="http://schemas.microsoft.com/office/2019/extlst" xmlns:r="http://schemas.openxmlformats.org/officeDocument/2006/relationships" xmlns:m="http://schemas.openxmlformats.org/officeDocument/2006/math" xmlns:v="urn:schemas-microsoft-com:vml" xmlns:wp14="http://schemas.microsoft.com/office/word/2010/wordprocessingDrawing" xmlns:wp="http://schemas.openxmlformats.org/drawingml/2006/wordprocessingDrawing" xmlns:w10="urn:schemas-microsoft-com:office:word" xmlns:w="http://schemas.openxmlformats.org/wordprocessingml/2006/main" xmlns:w14="http://schemas.microsoft.com/office/word/2010/wordml" xmlns:w15="http://schemas.microsoft.com/office/word/2012/wordml" xmlns:w16cex="http://schemas.microsoft.com/office/word/2018/wordml/cex" xmlns:w16cid="http://schemas.microsoft.com/office/word/2016/wordml/cid" xmlns:w16="http://schemas.microsoft.com/office/word/2018/wordml" xmlns:w16sdtdh="http://schemas.microsoft.com/office/word/2020/wordml/sdtdatahash" xmlns:w16se="http://schemas.microsoft.com/office/word/2015/wordml/symex" xmlns:wpg="http://schemas.microsoft.com/office/word/2010/wordprocessingGroup" xmlns:wpi="http://schemas.microsoft.com/office/word/2010/wordprocessingInk" xmlns:wne="http://schemas.microsoft.com/office/word/2006/wordml" xmlns:wps="http://schemas.microsoft.com/office/word/2010/wordprocessingShape" mc:Ignorable="w14 w15 w16se w16cid w16 w16cex w16sdtdh wp14">
+<w:document xmlns:wpc="http://schemas.microsoft.com/office/word/2010/wordprocessingCanvas" xmlns:cx="http://schemas.microsoft.com/office/drawing/2014/chartex" xmlns:cx1="http://schemas.microsoft.com/office/drawing/2015/9/8/chartex" xmlns:cx2="http://schemas.microsoft.com/office/drawing/2015/10/21/chartex" xmlns:cx3="http://schemas.microsoft.com/office/drawing/2016/5/9/chartex" xmlns:cx4="http://schemas.microsoft.com/office/drawing/2016/5/10/chartex" xmlns:cx5="http://schemas.microsoft.com/office/drawing/2016/5/11/chartex" xmlns:cx6="http://schemas.microsoft.com/office/drawing/2016/5/12/chartex" xmlns:cx7="http://schemas.microsoft.com/office/drawing/2016/5/13/chartex" xmlns:cx8="http://schemas.microsoft.com/office/drawing/2016/5/14/chartex" xmlns:mc="http://schemas.openxmlformats.org/markup-compatibility/2006" xmlns:aink="http://schemas.microsoft.com/office/drawing/2016/ink" xmlns:am3d="http://schemas.microsoft.com/office/drawing/2017/model3d" xmlns:o="urn:schemas-microsoft-com:office:office" xmlns:oel="http://schemas.microsoft.com/office/2019/extlst" xmlns:r="http://schemas.openxmlformats.org/officeDocument/2006/relationships" xmlns:m="http://schemas.openxmlformats.org/officeDocument/2006/math" xmlns:v="urn:schemas-microsoft-com:vml" xmlns:wp14="http://schemas.microsoft.com/office/word/2010/wordprocessingDrawing" xmlns:wp="http://schemas.openxmlformats.org/drawingml/2006/wordprocessingDrawing" xmlns:w10="urn:schemas-microsoft-com:office:word" xmlns:w="http://schemas.openxmlformats.org/wordprocessingml/2006/main" xmlns:w14="http://schemas.microsoft.com/office/word/2010/wordml" xmlns:w15="http://schemas.microsoft.com/office/word/2012/wordml" xmlns:w16cex="http://schemas.microsoft.com/office/word/2018/wordml/cex" xmlns:w16cid="http://schemas.microsoft.com/office/word/2016/wordml/cid" xmlns:w16="http://schemas.microsoft.com/office/word/2018/wordml" xmlns:w16du="http://schemas.microsoft.com/office/word/2023/wordml/word16du" xmlns:w16sdtdh="http://schemas.microsoft.com/office/word/2020/wordml/sdtdatahash" xmlns:w16sdtfl="http://schemas.microsoft.com/office/word/2024/wordml/sdtformatlock" xmlns:w16se="http://schemas.microsoft.com/office/word/2015/wordml/symex" xmlns:wpg="http://schemas.microsoft.com/office/word/2010/wordprocessingGroup" xmlns:wpi="http://schemas.microsoft.com/office/word/2010/wordprocessingInk" xmlns:wne="http://schemas.microsoft.com/office/word/2006/wordml" xmlns:wps="http://schemas.microsoft.com/office/word/2010/wordprocessingShape" mc:Ignorable="w14 w15 w16se w16cid w16 w16cex w16sdtdh w16sdtfl w16du wp14">
   <w:body>
     <w:p>
       <w:pPr>
@@ -18,8 +18,8 @@
           <w:noProof/>
         </w:rPr>
         <w:drawing>
-          <wp:inline distT="0" distB="0" distL="0" distR="0" wp14:anchorId="60257865" wp14:editId="18889642">
-            <wp:extent cx="996472" cy="397491"/>
+          <wp:inline distT="0" distB="0" distL="0" distR="0" wp14:anchorId="60257865" wp14:editId="09913755">
+            <wp:extent cx="994929" cy="396875"/>
             <wp:effectExtent l="0" t="0" r="0" b="3175"/>
             <wp:docPr id="858394714" name="Imagen 1" descr="Logotipo&#10;&#10;Descripción generada automáticamente"/>
             <wp:cNvGraphicFramePr>
@@ -41,7 +41,7 @@
                   <pic:spPr>
                     <a:xfrm>
                       <a:off x="0" y="0"/>
-                      <a:ext cx="1032095" cy="411701"/>
+                      <a:ext cx="1038039" cy="414072"/>
                     </a:xfrm>
                     <a:prstGeom prst="rect">
                       <a:avLst/>
@@ -76,13 +76,44 @@
     </w:p>
     <w:p>
       <w:pPr>
+        <w:spacing w:after="0" w:line="200" w:lineRule="exact"/>
+        <w:ind w:left="11" w:right="74" w:hanging="11"/>
+        <w:rPr>
+          <w:color w:val="auto"/>
+          <w:sz w:val="22"/>
+        </w:rPr>
+      </w:pPr>
+    </w:p>
+    <w:p>
+      <w:pPr>
         <w:spacing w:after="0" w:line="240" w:lineRule="auto"/>
         <w:ind w:left="9" w:right="73"/>
         <w:rPr>
           <w:color w:val="auto"/>
-          <w:sz w:val="22"/>
-        </w:rPr>
-      </w:pPr>
+          <w:szCs w:val="20"/>
+        </w:rPr>
+      </w:pPr>
+      <w:r>
+        <w:rPr>
+          <w:color w:val="auto"/>
+          <w:szCs w:val="20"/>
+        </w:rPr>
+        <w:t xml:space="preserve">NOMBRE EMPRESA: IDFINANCE </w:t>
+      </w:r>
+      <w:r>
+        <w:rPr>
+          <w:color w:val="auto"/>
+          <w:szCs w:val="20"/>
+        </w:rPr>
+        <w:t>PLAZO S.L.U</w:t>
+      </w:r>
+      <w:r>
+        <w:rPr>
+          <w:color w:val="auto"/>
+          <w:szCs w:val="20"/>
+        </w:rPr>
+        <w:t xml:space="preserve"> </w:t>
+      </w:r>
     </w:p>
     <w:p>
       <w:pPr>
@@ -98,45 +129,13 @@
           <w:color w:val="auto"/>
           <w:szCs w:val="20"/>
         </w:rPr>
-        <w:t xml:space="preserve">NOMBRE EMPRESA: </w:t>
-      </w:r>
-      <w:r>
-        <w:rPr>
-          <w:color w:val="auto"/>
-          <w:szCs w:val="20"/>
-        </w:rPr>
-        <w:t>IDFINANCE PLAZO, S.L.U.</w:t>
-      </w:r>
-      <w:r>
-        <w:rPr>
-          <w:color w:val="auto"/>
-          <w:szCs w:val="20"/>
-        </w:rPr>
-        <w:t xml:space="preserve"> (PLAZO)</w:t>
-      </w:r>
-    </w:p>
-    <w:p>
-      <w:pPr>
-        <w:spacing w:after="0" w:line="240" w:lineRule="auto"/>
-        <w:ind w:left="9" w:right="73"/>
-        <w:rPr>
-          <w:color w:val="auto"/>
-          <w:szCs w:val="20"/>
-        </w:rPr>
-      </w:pPr>
-      <w:r>
-        <w:rPr>
-          <w:color w:val="auto"/>
-          <w:szCs w:val="20"/>
-        </w:rPr>
         <w:t xml:space="preserve">CIF: </w:t>
       </w:r>
       <w:r>
         <w:rPr>
-          <w:color w:val="auto"/>
-          <w:szCs w:val="20"/>
-        </w:rPr>
-        <w:t>B02996668</w:t>
+          <w:rFonts w:asciiTheme="minorHAnsi" w:hAnsiTheme="minorHAnsi" w:cstheme="minorHAnsi"/>
+        </w:rPr>
+        <w:t>B-02.996.668</w:t>
       </w:r>
     </w:p>
     <w:p>
@@ -145,7 +144,7 @@
         <w:ind w:left="9" w:right="73"/>
         <w:jc w:val="left"/>
         <w:rPr>
-          <w:color w:val="auto"/>
+          <w:rFonts w:asciiTheme="minorHAnsi" w:hAnsiTheme="minorHAnsi" w:cstheme="minorHAnsi"/>
           <w:szCs w:val="20"/>
         </w:rPr>
       </w:pPr>
@@ -241,10 +240,10 @@
       </w:r>
       <w:r>
         <w:rPr>
-          <w:color w:val="auto"/>
-          <w:szCs w:val="20"/>
-        </w:rPr>
-        <w:t xml:space="preserve">:  </w:t>
+          <w:rFonts w:asciiTheme="minorHAnsi" w:hAnsiTheme="minorHAnsi" w:cstheme="minorHAnsi"/>
+          <w:szCs w:val="20"/>
+        </w:rPr>
+        <w:t xml:space="preserve">: </w:t>
       </w:r>
       <w:r>
         <w:rPr>
@@ -338,14 +337,21 @@
     </w:p>
     <w:p>
       <w:pPr>
-        <w:spacing w:after="0" w:line="240" w:lineRule="auto"/>
-        <w:ind w:left="46" w:right="73" w:firstLine="0"/>
+        <w:spacing w:after="0" w:line="200" w:lineRule="exact"/>
+        <w:ind w:left="45" w:right="74" w:firstLine="0"/>
         <w:jc w:val="left"/>
         <w:rPr>
           <w:color w:val="auto"/>
           <w:szCs w:val="20"/>
         </w:rPr>
       </w:pPr>
+      <w:r>
+        <w:rPr>
+          <w:color w:val="auto"/>
+          <w:szCs w:val="20"/>
+        </w:rPr>
+        <w:t xml:space="preserve">        </w:t>
+      </w:r>
     </w:p>
     <w:p>
       <w:pPr>
@@ -354,69 +360,62 @@
         <w:rPr>
           <w:color w:val="auto"/>
           <w:szCs w:val="20"/>
-        </w:rPr>
-      </w:pPr>
-      <w:r>
-        <w:rPr>
-          <w:color w:val="auto"/>
-          <w:szCs w:val="20"/>
-        </w:rPr>
-        <w:t xml:space="preserve">D. </w:t>
-      </w:r>
-      <w:r>
-        <w:rPr>
-          <w:color w:val="auto"/>
-          <w:szCs w:val="20"/>
-          <w:shd w:val="clear" w:color="auto" w:fill="FFFFFF"/>
-        </w:rPr>
-        <w:t>VITALI YERMAKOU</w:t>
-      </w:r>
-      <w:r>
-        <w:rPr>
-          <w:color w:val="auto"/>
-          <w:szCs w:val="20"/>
-        </w:rPr>
-        <w:t>,</w:t>
-      </w:r>
-      <w:r>
-        <w:rPr>
-          <w:color w:val="auto"/>
-          <w:szCs w:val="20"/>
-        </w:rPr>
-        <w:t xml:space="preserve"> </w:t>
-      </w:r>
-      <w:r>
-        <w:rPr>
-          <w:color w:val="auto"/>
-          <w:szCs w:val="20"/>
-        </w:rPr>
-        <w:t xml:space="preserve">Administrador de </w:t>
-      </w:r>
-      <w:r>
-        <w:rPr>
-          <w:rStyle w:val="ui-provider"/>
-          <w:szCs w:val="20"/>
-        </w:rPr>
-        <w:t xml:space="preserve">Único </w:t>
-      </w:r>
-      <w:r>
-        <w:rPr>
-          <w:color w:val="auto"/>
-          <w:szCs w:val="20"/>
-        </w:rPr>
-        <w:t>IDFINANCE PLAZO, S.L.U.</w:t>
+          <w:lang w:val="en-US"/>
+        </w:rPr>
+      </w:pPr>
+      <w:r>
+        <w:rPr>
+          <w:color w:val="auto"/>
+          <w:szCs w:val="20"/>
+          <w:lang w:val="en-US"/>
+        </w:rPr>
+        <w:t>Corrado Graziani, Global Head of Collections,</w:t>
+      </w:r>
+      <w:r>
+        <w:rPr>
+          <w:color w:val="auto"/>
+          <w:szCs w:val="20"/>
+          <w:lang w:val="en-US"/>
+        </w:rPr>
+        <w:t xml:space="preserve"> IDFINANCE </w:t>
+      </w:r>
+      <w:r>
+        <w:rPr>
+          <w:color w:val="auto"/>
+          <w:szCs w:val="20"/>
+          <w:lang w:val="en-US"/>
+        </w:rPr>
+        <w:t>PLAZO S.L.U</w:t>
+      </w:r>
+      <w:r>
+        <w:rPr>
+          <w:color w:val="auto"/>
+          <w:szCs w:val="20"/>
+          <w:lang w:val="en-US"/>
+        </w:rPr>
+        <w:t>, ID FINANCE INVESTMENTS, S.L.</w:t>
       </w:r>
     </w:p>
     <w:p>
       <w:pPr>
-        <w:spacing w:after="0" w:line="240" w:lineRule="auto"/>
-        <w:ind w:left="45" w:right="73" w:firstLine="0"/>
+        <w:spacing w:after="0" w:line="200" w:lineRule="exact"/>
+        <w:ind w:left="45" w:right="74" w:firstLine="0"/>
         <w:jc w:val="center"/>
         <w:rPr>
           <w:color w:val="auto"/>
           <w:szCs w:val="20"/>
-        </w:rPr>
-      </w:pPr>
+          <w:lang w:val="en-GB"/>
+        </w:rPr>
+      </w:pPr>
+      <w:r>
+        <w:rPr>
+          <w:b/>
+          <w:color w:val="auto"/>
+          <w:szCs w:val="20"/>
+          <w:lang w:val="en-GB"/>
+        </w:rPr>
+        <w:t xml:space="preserve"> </w:t>
+      </w:r>
     </w:p>
     <w:p>
       <w:pPr>
@@ -446,6 +445,16 @@
     </w:p>
     <w:p>
       <w:pPr>
+        <w:spacing w:after="0" w:line="200" w:lineRule="exact"/>
+        <w:ind w:left="11" w:right="74" w:hanging="11"/>
+        <w:rPr>
+          <w:color w:val="auto"/>
+          <w:szCs w:val="20"/>
+        </w:rPr>
+      </w:pPr>
+    </w:p>
+    <w:p>
+      <w:pPr>
         <w:spacing w:after="0" w:line="240" w:lineRule="auto"/>
         <w:ind w:left="9" w:right="73"/>
         <w:rPr>
@@ -453,6 +462,321 @@
           <w:szCs w:val="20"/>
         </w:rPr>
       </w:pPr>
+      <w:r>
+        <w:rPr>
+          <w:color w:val="auto"/>
+          <w:szCs w:val="20"/>
+        </w:rPr>
+        <w:t xml:space="preserve">En fecha </w:t>
+      </w:r>
+      <w:r>
+        <w:rPr>
+          <w:rFonts w:asciiTheme="minorHAnsi" w:hAnsiTheme="minorHAnsi" w:cstheme="minorHAnsi"/>
+          <w:szCs w:val="20"/>
+        </w:rPr>
+        <w:fldChar w:fldCharType="begin"/>
+      </w:r>
+      <w:r>
+        <w:rPr>
+          <w:rFonts w:asciiTheme="minorHAnsi" w:hAnsiTheme="minorHAnsi" w:cstheme="minorHAnsi"/>
+          <w:szCs w:val="20"/>
+        </w:rPr>
+        <w:instrText xml:space="preserve"> MERGEFIELD  $creditData.date  \* MERGEFORMAT </w:instrText>
+      </w:r>
+      <w:r>
+        <w:rPr>
+          <w:rFonts w:asciiTheme="minorHAnsi" w:hAnsiTheme="minorHAnsi" w:cstheme="minorHAnsi"/>
+          <w:szCs w:val="20"/>
+        </w:rPr>
+        <w:fldChar w:fldCharType="separate"/>
+      </w:r>
+      <w:r>
+        <w:rPr>
+          <w:rFonts w:asciiTheme="minorHAnsi" w:hAnsiTheme="minorHAnsi" w:cstheme="minorHAnsi"/>
+          <w:noProof/>
+          <w:szCs w:val="20"/>
+        </w:rPr>
+        <w:t>«$creditData.date»</w:t>
+      </w:r>
+      <w:r>
+        <w:rPr>
+          <w:rFonts w:asciiTheme="minorHAnsi" w:hAnsiTheme="minorHAnsi" w:cstheme="minorHAnsi"/>
+          <w:szCs w:val="20"/>
+        </w:rPr>
+        <w:fldChar w:fldCharType="end"/>
+      </w:r>
+      <w:r>
+        <w:rPr>
+          <w:color w:val="auto"/>
+          <w:szCs w:val="20"/>
+        </w:rPr>
+        <w:t xml:space="preserve">, IDFINANCE </w:t>
+      </w:r>
+      <w:r>
+        <w:rPr>
+          <w:color w:val="auto"/>
+          <w:szCs w:val="20"/>
+        </w:rPr>
+        <w:t>PLAZO S.</w:t>
+      </w:r>
+      <w:proofErr w:type="gramStart"/>
+      <w:r>
+        <w:rPr>
+          <w:color w:val="auto"/>
+          <w:szCs w:val="20"/>
+        </w:rPr>
+        <w:t>L.U</w:t>
+      </w:r>
+      <w:proofErr w:type="gramEnd"/>
+      <w:r>
+        <w:rPr>
+          <w:color w:val="auto"/>
+          <w:szCs w:val="20"/>
+        </w:rPr>
+        <w:t xml:space="preserve">, concedió a </w:t>
+      </w:r>
+      <w:r>
+        <w:rPr>
+          <w:rStyle w:val="ui-provider"/>
+          <w:szCs w:val="20"/>
+        </w:rPr>
+        <w:t xml:space="preserve">D./Dña. </w:t>
+      </w:r>
+      <w:r>
+        <w:rPr>
+          <w:rFonts w:asciiTheme="minorHAnsi" w:hAnsiTheme="minorHAnsi" w:cstheme="minorHAnsi"/>
+          <w:szCs w:val="20"/>
+        </w:rPr>
+        <w:fldChar w:fldCharType="begin"/>
+      </w:r>
+      <w:r>
+        <w:rPr>
+          <w:rFonts w:asciiTheme="minorHAnsi" w:hAnsiTheme="minorHAnsi" w:cstheme="minorHAnsi"/>
+          <w:szCs w:val="20"/>
+        </w:rPr>
+        <w:instrText xml:space="preserve"> MERGEFIELD  $fullName  \* MERGEFORMAT </w:instrText>
+      </w:r>
+      <w:r>
+        <w:rPr>
+          <w:rFonts w:asciiTheme="minorHAnsi" w:hAnsiTheme="minorHAnsi" w:cstheme="minorHAnsi"/>
+          <w:szCs w:val="20"/>
+        </w:rPr>
+        <w:fldChar w:fldCharType="separate"/>
+      </w:r>
+      <w:r>
+        <w:rPr>
+          <w:rFonts w:asciiTheme="minorHAnsi" w:hAnsiTheme="minorHAnsi" w:cstheme="minorHAnsi"/>
+          <w:noProof/>
+          <w:szCs w:val="20"/>
+        </w:rPr>
+        <w:t>«$fullName»</w:t>
+      </w:r>
+      <w:r>
+        <w:rPr>
+          <w:rFonts w:asciiTheme="minorHAnsi" w:hAnsiTheme="minorHAnsi" w:cstheme="minorHAnsi"/>
+          <w:szCs w:val="20"/>
+        </w:rPr>
+        <w:fldChar w:fldCharType="end"/>
+      </w:r>
+      <w:r>
+        <w:rPr>
+          <w:color w:val="auto"/>
+          <w:szCs w:val="20"/>
+        </w:rPr>
+        <w:t>, un</w:t>
+      </w:r>
+      <w:r>
+        <w:rPr>
+          <w:color w:val="auto"/>
+          <w:szCs w:val="20"/>
+        </w:rPr>
+        <w:t>a</w:t>
+      </w:r>
+      <w:r>
+        <w:rPr>
+          <w:color w:val="auto"/>
+          <w:szCs w:val="20"/>
+        </w:rPr>
+        <w:t xml:space="preserve"> </w:t>
+      </w:r>
+      <w:r>
+        <w:rPr>
+          <w:rStyle w:val="ui-provider"/>
+          <w:szCs w:val="20"/>
+        </w:rPr>
+        <w:t>L</w:t>
+      </w:r>
+      <w:r>
+        <w:rPr>
+          <w:rStyle w:val="ui-provider"/>
+          <w:szCs w:val="20"/>
+        </w:rPr>
+        <w:t>Í</w:t>
+      </w:r>
+      <w:r>
+        <w:rPr>
+          <w:rStyle w:val="ui-provider"/>
+          <w:szCs w:val="20"/>
+        </w:rPr>
+        <w:t>NEA DE CRÉDITO</w:t>
+      </w:r>
+      <w:r>
+        <w:rPr>
+          <w:color w:val="auto"/>
+          <w:szCs w:val="20"/>
+        </w:rPr>
+        <w:t xml:space="preserve"> por importe de</w:t>
+      </w:r>
+      <w:r>
+        <w:rPr>
+          <w:color w:val="auto"/>
+          <w:szCs w:val="20"/>
+        </w:rPr>
+        <w:t xml:space="preserve"> </w:t>
+      </w:r>
+      <w:r>
+        <w:rPr>
+          <w:rFonts w:asciiTheme="minorHAnsi" w:hAnsiTheme="minorHAnsi" w:cstheme="minorHAnsi"/>
+          <w:szCs w:val="20"/>
+        </w:rPr>
+        <w:fldChar w:fldCharType="begin"/>
+      </w:r>
+      <w:r>
+        <w:rPr>
+          <w:rFonts w:asciiTheme="minorHAnsi" w:hAnsiTheme="minorHAnsi" w:cstheme="minorHAnsi"/>
+          <w:szCs w:val="20"/>
+        </w:rPr>
+        <w:instrText xml:space="preserve"> MERGEFIELD  $creditData.amountInWords  \* MERGEFORMAT </w:instrText>
+      </w:r>
+      <w:r>
+        <w:rPr>
+          <w:rFonts w:asciiTheme="minorHAnsi" w:hAnsiTheme="minorHAnsi" w:cstheme="minorHAnsi"/>
+          <w:szCs w:val="20"/>
+        </w:rPr>
+        <w:fldChar w:fldCharType="separate"/>
+      </w:r>
+      <w:r>
+        <w:rPr>
+          <w:rFonts w:asciiTheme="minorHAnsi" w:hAnsiTheme="minorHAnsi" w:cstheme="minorHAnsi"/>
+          <w:noProof/>
+          <w:szCs w:val="20"/>
+        </w:rPr>
+        <w:t>«$creditData.amountInWords»</w:t>
+      </w:r>
+      <w:r>
+        <w:rPr>
+          <w:rFonts w:asciiTheme="minorHAnsi" w:hAnsiTheme="minorHAnsi" w:cstheme="minorHAnsi"/>
+          <w:szCs w:val="20"/>
+        </w:rPr>
+        <w:fldChar w:fldCharType="end"/>
+      </w:r>
+      <w:r>
+        <w:rPr>
+          <w:rFonts w:asciiTheme="minorHAnsi" w:hAnsiTheme="minorHAnsi" w:cstheme="minorHAnsi"/>
+          <w:szCs w:val="20"/>
+        </w:rPr>
+        <w:t xml:space="preserve"> (</w:t>
+      </w:r>
+      <w:r>
+        <w:rPr>
+          <w:rFonts w:asciiTheme="minorHAnsi" w:hAnsiTheme="minorHAnsi" w:cstheme="minorHAnsi"/>
+          <w:szCs w:val="20"/>
+        </w:rPr>
+        <w:fldChar w:fldCharType="begin"/>
+      </w:r>
+      <w:r>
+        <w:rPr>
+          <w:rFonts w:asciiTheme="minorHAnsi" w:hAnsiTheme="minorHAnsi" w:cstheme="minorHAnsi"/>
+          <w:szCs w:val="20"/>
+        </w:rPr>
+        <w:instrText xml:space="preserve"> MERGEFIELD  $creditData.amount  \* MERGEFORMAT </w:instrText>
+      </w:r>
+      <w:r>
+        <w:rPr>
+          <w:rFonts w:asciiTheme="minorHAnsi" w:hAnsiTheme="minorHAnsi" w:cstheme="minorHAnsi"/>
+          <w:szCs w:val="20"/>
+        </w:rPr>
+        <w:fldChar w:fldCharType="separate"/>
+      </w:r>
+      <w:r>
+        <w:rPr>
+          <w:rFonts w:asciiTheme="minorHAnsi" w:hAnsiTheme="minorHAnsi" w:cstheme="minorHAnsi"/>
+          <w:noProof/>
+          <w:szCs w:val="20"/>
+        </w:rPr>
+        <w:t>«$creditData.amount»</w:t>
+      </w:r>
+      <w:r>
+        <w:rPr>
+          <w:rFonts w:asciiTheme="minorHAnsi" w:hAnsiTheme="minorHAnsi" w:cstheme="minorHAnsi"/>
+          <w:szCs w:val="20"/>
+        </w:rPr>
+        <w:fldChar w:fldCharType="end"/>
+      </w:r>
+      <w:r>
+        <w:rPr>
+          <w:rFonts w:asciiTheme="minorHAnsi" w:hAnsiTheme="minorHAnsi" w:cstheme="minorHAnsi"/>
+          <w:szCs w:val="20"/>
+        </w:rPr>
+        <w:t xml:space="preserve"> €)</w:t>
+      </w:r>
+      <w:r>
+        <w:rPr>
+          <w:color w:val="auto"/>
+          <w:szCs w:val="20"/>
+        </w:rPr>
+        <w:t>, correspondiente con el contrato de préstamo número</w:t>
+      </w:r>
+      <w:r>
+        <w:rPr>
+          <w:color w:val="auto"/>
+          <w:szCs w:val="20"/>
+        </w:rPr>
+        <w:t xml:space="preserve"> </w:t>
+      </w:r>
+      <w:r>
+        <w:rPr>
+          <w:rFonts w:asciiTheme="minorHAnsi" w:hAnsiTheme="minorHAnsi" w:cstheme="minorHAnsi"/>
+          <w:szCs w:val="20"/>
+        </w:rPr>
+        <w:fldChar w:fldCharType="begin"/>
+      </w:r>
+      <w:r>
+        <w:rPr>
+          <w:rFonts w:asciiTheme="minorHAnsi" w:hAnsiTheme="minorHAnsi" w:cstheme="minorHAnsi"/>
+          <w:szCs w:val="20"/>
+        </w:rPr>
+        <w:instrText xml:space="preserve"> MERGEFIELD  $creditData.id  \* MERGEFORMAT </w:instrText>
+      </w:r>
+      <w:r>
+        <w:rPr>
+          <w:rFonts w:asciiTheme="minorHAnsi" w:hAnsiTheme="minorHAnsi" w:cstheme="minorHAnsi"/>
+          <w:szCs w:val="20"/>
+        </w:rPr>
+        <w:fldChar w:fldCharType="separate"/>
+      </w:r>
+      <w:r>
+        <w:rPr>
+          <w:rFonts w:asciiTheme="minorHAnsi" w:hAnsiTheme="minorHAnsi" w:cstheme="minorHAnsi"/>
+          <w:noProof/>
+          <w:szCs w:val="20"/>
+        </w:rPr>
+        <w:t>«$creditData.id»</w:t>
+      </w:r>
+      <w:r>
+        <w:rPr>
+          <w:rFonts w:asciiTheme="minorHAnsi" w:hAnsiTheme="minorHAnsi" w:cstheme="minorHAnsi"/>
+          <w:szCs w:val="20"/>
+        </w:rPr>
+        <w:fldChar w:fldCharType="end"/>
+      </w:r>
+      <w:r>
+        <w:rPr>
+          <w:color w:val="auto"/>
+          <w:szCs w:val="20"/>
+        </w:rPr>
+        <w:t xml:space="preserve">.       </w:t>
+      </w:r>
     </w:p>
     <w:p>
       <w:pPr>
@@ -463,319 +787,6 @@
           <w:szCs w:val="20"/>
         </w:rPr>
       </w:pPr>
-      <w:r>
-        <w:rPr>
-          <w:color w:val="auto"/>
-          <w:szCs w:val="20"/>
-        </w:rPr>
-        <w:t xml:space="preserve">En fecha </w:t>
-      </w:r>
-      <w:r>
-        <w:rPr>
-          <w:rFonts w:asciiTheme="minorHAnsi" w:hAnsiTheme="minorHAnsi" w:cstheme="minorHAnsi"/>
-          <w:szCs w:val="20"/>
-        </w:rPr>
-        <w:fldChar w:fldCharType="begin"/>
-      </w:r>
-      <w:r>
-        <w:rPr>
-          <w:rFonts w:asciiTheme="minorHAnsi" w:hAnsiTheme="minorHAnsi" w:cstheme="minorHAnsi"/>
-          <w:szCs w:val="20"/>
-        </w:rPr>
-        <w:instrText xml:space="preserve"> MERGEFIELD  $creditData.date  \* MERGEFORMAT </w:instrText>
-      </w:r>
-      <w:r>
-        <w:rPr>
-          <w:rFonts w:asciiTheme="minorHAnsi" w:hAnsiTheme="minorHAnsi" w:cstheme="minorHAnsi"/>
-          <w:szCs w:val="20"/>
-        </w:rPr>
-        <w:fldChar w:fldCharType="separate"/>
-      </w:r>
-      <w:r>
-        <w:rPr>
-          <w:rFonts w:asciiTheme="minorHAnsi" w:hAnsiTheme="minorHAnsi" w:cstheme="minorHAnsi"/>
-          <w:noProof/>
-          <w:szCs w:val="20"/>
-        </w:rPr>
-        <w:t>«$creditData.date»</w:t>
-      </w:r>
-      <w:r>
-        <w:rPr>
-          <w:rFonts w:asciiTheme="minorHAnsi" w:hAnsiTheme="minorHAnsi" w:cstheme="minorHAnsi"/>
-          <w:szCs w:val="20"/>
-        </w:rPr>
-        <w:fldChar w:fldCharType="end"/>
-      </w:r>
-      <w:r>
-        <w:rPr>
-          <w:color w:val="auto"/>
-          <w:szCs w:val="20"/>
-        </w:rPr>
-        <w:t xml:space="preserve">, </w:t>
-      </w:r>
-      <w:r>
-        <w:rPr>
-          <w:color w:val="auto"/>
-          <w:szCs w:val="20"/>
-        </w:rPr>
-        <w:t>IDFINANCE PLAZO, S.L.U.</w:t>
-      </w:r>
-      <w:r>
-        <w:rPr>
-          <w:color w:val="auto"/>
-          <w:szCs w:val="20"/>
-        </w:rPr>
-        <w:t xml:space="preserve">, </w:t>
-      </w:r>
-      <w:r>
-        <w:rPr>
-          <w:color w:val="auto"/>
-          <w:szCs w:val="20"/>
-        </w:rPr>
-        <w:t xml:space="preserve">concedió a </w:t>
-      </w:r>
-      <w:r>
-        <w:rPr>
-          <w:rStyle w:val="ui-provider"/>
-          <w:szCs w:val="20"/>
-        </w:rPr>
-        <w:t xml:space="preserve">D./Dña. </w:t>
-      </w:r>
-      <w:r>
-        <w:rPr>
-          <w:rFonts w:asciiTheme="minorHAnsi" w:hAnsiTheme="minorHAnsi" w:cstheme="minorHAnsi"/>
-          <w:szCs w:val="20"/>
-        </w:rPr>
-        <w:fldChar w:fldCharType="begin"/>
-      </w:r>
-      <w:r>
-        <w:rPr>
-          <w:rFonts w:asciiTheme="minorHAnsi" w:hAnsiTheme="minorHAnsi" w:cstheme="minorHAnsi"/>
-          <w:szCs w:val="20"/>
-        </w:rPr>
-        <w:instrText xml:space="preserve"> MERGEFIELD  $fullName  \* MERGEFORMAT </w:instrText>
-      </w:r>
-      <w:r>
-        <w:rPr>
-          <w:rFonts w:asciiTheme="minorHAnsi" w:hAnsiTheme="minorHAnsi" w:cstheme="minorHAnsi"/>
-          <w:szCs w:val="20"/>
-        </w:rPr>
-        <w:fldChar w:fldCharType="separate"/>
-      </w:r>
-      <w:r>
-        <w:rPr>
-          <w:rFonts w:asciiTheme="minorHAnsi" w:hAnsiTheme="minorHAnsi" w:cstheme="minorHAnsi"/>
-          <w:noProof/>
-          <w:szCs w:val="20"/>
-        </w:rPr>
-        <w:t>«$fullName»</w:t>
-      </w:r>
-      <w:r>
-        <w:rPr>
-          <w:rFonts w:asciiTheme="minorHAnsi" w:hAnsiTheme="minorHAnsi" w:cstheme="minorHAnsi"/>
-          <w:szCs w:val="20"/>
-        </w:rPr>
-        <w:fldChar w:fldCharType="end"/>
-      </w:r>
-      <w:r>
-        <w:rPr>
-          <w:color w:val="auto"/>
-          <w:szCs w:val="20"/>
-        </w:rPr>
-        <w:t>, un</w:t>
-      </w:r>
-      <w:r>
-        <w:rPr>
-          <w:color w:val="auto"/>
-          <w:szCs w:val="20"/>
-        </w:rPr>
-        <w:t>a</w:t>
-      </w:r>
-      <w:r>
-        <w:rPr>
-          <w:color w:val="auto"/>
-          <w:szCs w:val="20"/>
-        </w:rPr>
-        <w:t xml:space="preserve"> </w:t>
-      </w:r>
-      <w:r>
-        <w:rPr>
-          <w:rStyle w:val="ui-provider"/>
-          <w:szCs w:val="20"/>
-        </w:rPr>
-        <w:t>L</w:t>
-      </w:r>
-      <w:r>
-        <w:rPr>
-          <w:rStyle w:val="ui-provider"/>
-          <w:szCs w:val="20"/>
-        </w:rPr>
-        <w:t>Í</w:t>
-      </w:r>
-      <w:r>
-        <w:rPr>
-          <w:rStyle w:val="ui-provider"/>
-          <w:szCs w:val="20"/>
-        </w:rPr>
-        <w:t>NEA DE CRÉDITO</w:t>
-      </w:r>
-      <w:r>
-        <w:rPr>
-          <w:color w:val="auto"/>
-          <w:szCs w:val="20"/>
-        </w:rPr>
-        <w:t xml:space="preserve"> por importe de</w:t>
-      </w:r>
-      <w:r>
-        <w:rPr>
-          <w:color w:val="auto"/>
-          <w:szCs w:val="20"/>
-        </w:rPr>
-        <w:t xml:space="preserve"> </w:t>
-      </w:r>
-      <w:r>
-        <w:rPr>
-          <w:rFonts w:asciiTheme="minorHAnsi" w:hAnsiTheme="minorHAnsi" w:cstheme="minorHAnsi"/>
-          <w:szCs w:val="20"/>
-        </w:rPr>
-        <w:fldChar w:fldCharType="begin"/>
-      </w:r>
-      <w:r>
-        <w:rPr>
-          <w:rFonts w:asciiTheme="minorHAnsi" w:hAnsiTheme="minorHAnsi" w:cstheme="minorHAnsi"/>
-          <w:szCs w:val="20"/>
-        </w:rPr>
-        <w:instrText xml:space="preserve"> MERGEFIELD  $creditData.amountInWords  \* MERGEFORMAT </w:instrText>
-      </w:r>
-      <w:r>
-        <w:rPr>
-          <w:rFonts w:asciiTheme="minorHAnsi" w:hAnsiTheme="minorHAnsi" w:cstheme="minorHAnsi"/>
-          <w:szCs w:val="20"/>
-        </w:rPr>
-        <w:fldChar w:fldCharType="separate"/>
-      </w:r>
-      <w:r>
-        <w:rPr>
-          <w:rFonts w:asciiTheme="minorHAnsi" w:hAnsiTheme="minorHAnsi" w:cstheme="minorHAnsi"/>
-          <w:noProof/>
-          <w:szCs w:val="20"/>
-        </w:rPr>
-        <w:t>«$creditData.amountInWords»</w:t>
-      </w:r>
-      <w:r>
-        <w:rPr>
-          <w:rFonts w:asciiTheme="minorHAnsi" w:hAnsiTheme="minorHAnsi" w:cstheme="minorHAnsi"/>
-          <w:szCs w:val="20"/>
-        </w:rPr>
-        <w:fldChar w:fldCharType="end"/>
-      </w:r>
-      <w:r>
-        <w:rPr>
-          <w:rFonts w:asciiTheme="minorHAnsi" w:hAnsiTheme="minorHAnsi" w:cstheme="minorHAnsi"/>
-          <w:szCs w:val="20"/>
-        </w:rPr>
-        <w:t xml:space="preserve"> (</w:t>
-      </w:r>
-      <w:r>
-        <w:rPr>
-          <w:rFonts w:asciiTheme="minorHAnsi" w:hAnsiTheme="minorHAnsi" w:cstheme="minorHAnsi"/>
-          <w:szCs w:val="20"/>
-        </w:rPr>
-        <w:fldChar w:fldCharType="begin"/>
-      </w:r>
-      <w:r>
-        <w:rPr>
-          <w:rFonts w:asciiTheme="minorHAnsi" w:hAnsiTheme="minorHAnsi" w:cstheme="minorHAnsi"/>
-          <w:szCs w:val="20"/>
-        </w:rPr>
-        <w:instrText xml:space="preserve"> MERGEFIELD  $creditData.amount  \* MERGEFORMAT </w:instrText>
-      </w:r>
-      <w:r>
-        <w:rPr>
-          <w:rFonts w:asciiTheme="minorHAnsi" w:hAnsiTheme="minorHAnsi" w:cstheme="minorHAnsi"/>
-          <w:szCs w:val="20"/>
-        </w:rPr>
-        <w:fldChar w:fldCharType="separate"/>
-      </w:r>
-      <w:r>
-        <w:rPr>
-          <w:rFonts w:asciiTheme="minorHAnsi" w:hAnsiTheme="minorHAnsi" w:cstheme="minorHAnsi"/>
-          <w:noProof/>
-          <w:szCs w:val="20"/>
-        </w:rPr>
-        <w:t>«$creditData.amount»</w:t>
-      </w:r>
-      <w:r>
-        <w:rPr>
-          <w:rFonts w:asciiTheme="minorHAnsi" w:hAnsiTheme="minorHAnsi" w:cstheme="minorHAnsi"/>
-          <w:szCs w:val="20"/>
-        </w:rPr>
-        <w:fldChar w:fldCharType="end"/>
-      </w:r>
-      <w:r>
-        <w:rPr>
-          <w:rFonts w:asciiTheme="minorHAnsi" w:hAnsiTheme="minorHAnsi" w:cstheme="minorHAnsi"/>
-          <w:szCs w:val="20"/>
-        </w:rPr>
-        <w:t xml:space="preserve"> €)</w:t>
-      </w:r>
-      <w:r>
-        <w:rPr>
-          <w:color w:val="auto"/>
-          <w:szCs w:val="20"/>
-        </w:rPr>
-        <w:t>, correspondiente con el contrato de préstamo número</w:t>
-      </w:r>
-      <w:r>
-        <w:rPr>
-          <w:color w:val="auto"/>
-          <w:szCs w:val="20"/>
-        </w:rPr>
-        <w:t xml:space="preserve"> </w:t>
-      </w:r>
-      <w:r>
-        <w:rPr>
-          <w:rFonts w:asciiTheme="minorHAnsi" w:hAnsiTheme="minorHAnsi" w:cstheme="minorHAnsi"/>
-          <w:szCs w:val="20"/>
-        </w:rPr>
-        <w:fldChar w:fldCharType="begin"/>
-      </w:r>
-      <w:r>
-        <w:rPr>
-          <w:rFonts w:asciiTheme="minorHAnsi" w:hAnsiTheme="minorHAnsi" w:cstheme="minorHAnsi"/>
-          <w:szCs w:val="20"/>
-        </w:rPr>
-        <w:instrText xml:space="preserve"> MERGEFIELD  $creditData.id  \* MERGEFORMAT </w:instrText>
-      </w:r>
-      <w:r>
-        <w:rPr>
-          <w:rFonts w:asciiTheme="minorHAnsi" w:hAnsiTheme="minorHAnsi" w:cstheme="minorHAnsi"/>
-          <w:szCs w:val="20"/>
-        </w:rPr>
-        <w:fldChar w:fldCharType="separate"/>
-      </w:r>
-      <w:r>
-        <w:rPr>
-          <w:rFonts w:asciiTheme="minorHAnsi" w:hAnsiTheme="minorHAnsi" w:cstheme="minorHAnsi"/>
-          <w:noProof/>
-          <w:szCs w:val="20"/>
-        </w:rPr>
-        <w:t>«$creditData.id»</w:t>
-      </w:r>
-      <w:r>
-        <w:rPr>
-          <w:rFonts w:asciiTheme="minorHAnsi" w:hAnsiTheme="minorHAnsi" w:cstheme="minorHAnsi"/>
-          <w:szCs w:val="20"/>
-        </w:rPr>
-        <w:fldChar w:fldCharType="end"/>
-      </w:r>
-      <w:r>
-        <w:rPr>
-          <w:color w:val="auto"/>
-          <w:szCs w:val="20"/>
-        </w:rPr>
-        <w:t>.</w:t>
-      </w:r>
     </w:p>
     <w:p>
       <w:pPr>
@@ -786,16 +797,6 @@
           <w:szCs w:val="20"/>
         </w:rPr>
       </w:pPr>
-    </w:p>
-    <w:p>
-      <w:pPr>
-        <w:spacing w:after="0" w:line="240" w:lineRule="auto"/>
-        <w:ind w:left="9" w:right="73"/>
-        <w:rPr>
-          <w:color w:val="auto"/>
-          <w:szCs w:val="20"/>
-        </w:rPr>
-      </w:pPr>
       <w:r>
         <w:rPr>
           <w:color w:val="auto"/>
@@ -859,21 +860,21 @@
           <w:color w:val="auto"/>
           <w:szCs w:val="20"/>
         </w:rPr>
-        <w:t xml:space="preserve">presenta una deuda a favor de </w:t>
-      </w:r>
-      <w:r>
-        <w:rPr>
-          <w:color w:val="auto"/>
-          <w:szCs w:val="20"/>
-        </w:rPr>
-        <w:t>IDFINANCE PLAZO, S.L.U.</w:t>
-      </w:r>
-      <w:r>
-        <w:rPr>
-          <w:color w:val="auto"/>
-          <w:szCs w:val="20"/>
-        </w:rPr>
-        <w:t xml:space="preserve"> por un importe de</w:t>
+        <w:t xml:space="preserve">presenta una deuda a favor de IDFINANCE </w:t>
+      </w:r>
+      <w:r>
+        <w:rPr>
+          <w:color w:val="auto"/>
+          <w:szCs w:val="20"/>
+        </w:rPr>
+        <w:t>PLAZO S.L.U</w:t>
+      </w:r>
+      <w:r>
+        <w:rPr>
+          <w:color w:val="auto"/>
+          <w:szCs w:val="20"/>
+        </w:rPr>
+        <w:t>. por un importe de</w:t>
       </w:r>
       <w:r>
         <w:rPr>
@@ -988,23 +989,23 @@
     </w:p>
     <w:tbl>
       <w:tblPr>
-        <w:tblStyle w:val="TableGrid"/>
+        <w:tblStyle w:val="Tablaconcuadrcula"/>
         <w:tblW w:w="0" w:type="auto"/>
         <w:tblInd w:w="704" w:type="dxa"/>
         <w:shd w:val="clear" w:color="auto" w:fill="C5E0B3" w:themeFill="accent6" w:themeFillTint="66"/>
         <w:tblLook w:val="04A0" w:firstRow="1" w:lastRow="0" w:firstColumn="1" w:lastColumn="0" w:noHBand="0" w:noVBand="1"/>
       </w:tblPr>
       <w:tblGrid>
-        <w:gridCol w:w="3969"/>
-        <w:gridCol w:w="3260"/>
+        <w:gridCol w:w="3686"/>
+        <w:gridCol w:w="3497"/>
       </w:tblGrid>
       <w:tr>
         <w:trPr>
-          <w:trHeight w:val="284"/>
+          <w:trHeight w:val="255"/>
         </w:trPr>
         <w:tc>
           <w:tcPr>
-            <w:tcW w:w="3969" w:type="dxa"/>
+            <w:tcW w:w="3686" w:type="dxa"/>
             <w:shd w:val="clear" w:color="auto" w:fill="C5E0B3" w:themeFill="accent6" w:themeFillTint="66"/>
             <w:vAlign w:val="center"/>
           </w:tcPr>
@@ -1028,7 +1029,7 @@
         </w:tc>
         <w:tc>
           <w:tcPr>
-            <w:tcW w:w="3260" w:type="dxa"/>
+            <w:tcW w:w="3497" w:type="dxa"/>
             <w:shd w:val="clear" w:color="auto" w:fill="C5E0B3" w:themeFill="accent6" w:themeFillTint="66"/>
           </w:tcPr>
           <w:p>
@@ -1105,11 +1106,11 @@
       </w:tr>
       <w:tr>
         <w:trPr>
-          <w:trHeight w:val="284"/>
+          <w:trHeight w:val="255"/>
         </w:trPr>
         <w:tc>
           <w:tcPr>
-            <w:tcW w:w="3969" w:type="dxa"/>
+            <w:tcW w:w="3686" w:type="dxa"/>
             <w:shd w:val="clear" w:color="auto" w:fill="C5E0B3" w:themeFill="accent6" w:themeFillTint="66"/>
           </w:tcPr>
           <w:p>
@@ -1125,7 +1126,7 @@
         </w:tc>
         <w:tc>
           <w:tcPr>
-            <w:tcW w:w="3260" w:type="dxa"/>
+            <w:tcW w:w="3497" w:type="dxa"/>
             <w:shd w:val="clear" w:color="auto" w:fill="C5E0B3" w:themeFill="accent6" w:themeFillTint="66"/>
           </w:tcPr>
           <w:p>
@@ -1143,11 +1144,11 @@
       </w:tr>
       <w:tr>
         <w:trPr>
-          <w:trHeight w:val="284"/>
+          <w:trHeight w:val="255"/>
         </w:trPr>
         <w:tc>
           <w:tcPr>
-            <w:tcW w:w="3969" w:type="dxa"/>
+            <w:tcW w:w="3686" w:type="dxa"/>
             <w:shd w:val="clear" w:color="auto" w:fill="C5E0B3" w:themeFill="accent6" w:themeFillTint="66"/>
           </w:tcPr>
           <w:p>
@@ -1170,7 +1171,7 @@
         </w:tc>
         <w:tc>
           <w:tcPr>
-            <w:tcW w:w="3260" w:type="dxa"/>
+            <w:tcW w:w="3497" w:type="dxa"/>
             <w:shd w:val="clear" w:color="auto" w:fill="C5E0B3" w:themeFill="accent6" w:themeFillTint="66"/>
           </w:tcPr>
           <w:p>
@@ -1247,11 +1248,11 @@
       </w:tr>
       <w:tr>
         <w:trPr>
-          <w:trHeight w:val="284"/>
+          <w:trHeight w:val="255"/>
         </w:trPr>
         <w:tc>
           <w:tcPr>
-            <w:tcW w:w="3969" w:type="dxa"/>
+            <w:tcW w:w="3686" w:type="dxa"/>
             <w:shd w:val="clear" w:color="auto" w:fill="C5E0B3" w:themeFill="accent6" w:themeFillTint="66"/>
           </w:tcPr>
           <w:p>
@@ -1267,7 +1268,7 @@
         </w:tc>
         <w:tc>
           <w:tcPr>
-            <w:tcW w:w="3260" w:type="dxa"/>
+            <w:tcW w:w="3497" w:type="dxa"/>
             <w:shd w:val="clear" w:color="auto" w:fill="C5E0B3" w:themeFill="accent6" w:themeFillTint="66"/>
           </w:tcPr>
           <w:p>
@@ -1285,11 +1286,11 @@
       </w:tr>
       <w:tr>
         <w:trPr>
-          <w:trHeight w:val="284"/>
+          <w:trHeight w:val="255"/>
         </w:trPr>
         <w:tc>
           <w:tcPr>
-            <w:tcW w:w="3969" w:type="dxa"/>
+            <w:tcW w:w="3686" w:type="dxa"/>
             <w:shd w:val="clear" w:color="auto" w:fill="C5E0B3" w:themeFill="accent6" w:themeFillTint="66"/>
           </w:tcPr>
           <w:p>
@@ -1312,7 +1313,7 @@
         </w:tc>
         <w:tc>
           <w:tcPr>
-            <w:tcW w:w="3260" w:type="dxa"/>
+            <w:tcW w:w="3497" w:type="dxa"/>
             <w:shd w:val="clear" w:color="auto" w:fill="C5E0B3" w:themeFill="accent6" w:themeFillTint="66"/>
           </w:tcPr>
           <w:p>
@@ -1389,11 +1390,11 @@
       </w:tr>
       <w:tr>
         <w:trPr>
-          <w:trHeight w:val="284"/>
+          <w:trHeight w:val="255"/>
         </w:trPr>
         <w:tc>
           <w:tcPr>
-            <w:tcW w:w="3969" w:type="dxa"/>
+            <w:tcW w:w="3686" w:type="dxa"/>
             <w:shd w:val="clear" w:color="auto" w:fill="C5E0B3" w:themeFill="accent6" w:themeFillTint="66"/>
             <w:vAlign w:val="center"/>
           </w:tcPr>
@@ -1417,7 +1418,7 @@
         </w:tc>
         <w:tc>
           <w:tcPr>
-            <w:tcW w:w="3260" w:type="dxa"/>
+            <w:tcW w:w="3497" w:type="dxa"/>
             <w:shd w:val="clear" w:color="auto" w:fill="C5E0B3" w:themeFill="accent6" w:themeFillTint="66"/>
             <w:vAlign w:val="center"/>
           </w:tcPr>
@@ -1495,11 +1496,11 @@
       </w:tr>
       <w:tr>
         <w:trPr>
-          <w:trHeight w:val="284"/>
+          <w:trHeight w:val="255"/>
         </w:trPr>
         <w:tc>
           <w:tcPr>
-            <w:tcW w:w="3969" w:type="dxa"/>
+            <w:tcW w:w="3686" w:type="dxa"/>
             <w:shd w:val="clear" w:color="auto" w:fill="C5E0B3" w:themeFill="accent6" w:themeFillTint="66"/>
             <w:vAlign w:val="center"/>
           </w:tcPr>
@@ -1523,7 +1524,7 @@
         </w:tc>
         <w:tc>
           <w:tcPr>
-            <w:tcW w:w="3260" w:type="dxa"/>
+            <w:tcW w:w="3497" w:type="dxa"/>
             <w:shd w:val="clear" w:color="auto" w:fill="C5E0B3" w:themeFill="accent6" w:themeFillTint="66"/>
             <w:vAlign w:val="center"/>
           </w:tcPr>
@@ -1601,11 +1602,11 @@
       </w:tr>
       <w:tr>
         <w:trPr>
-          <w:trHeight w:val="284"/>
+          <w:trHeight w:val="255"/>
         </w:trPr>
         <w:tc>
           <w:tcPr>
-            <w:tcW w:w="3969" w:type="dxa"/>
+            <w:tcW w:w="3686" w:type="dxa"/>
             <w:shd w:val="clear" w:color="auto" w:fill="C5E0B3" w:themeFill="accent6" w:themeFillTint="66"/>
             <w:vAlign w:val="center"/>
           </w:tcPr>
@@ -1616,6 +1617,7 @@
               <w:rPr>
                 <w:color w:val="auto"/>
                 <w:szCs w:val="20"/>
+                <w:lang w:val="ru-RU"/>
               </w:rPr>
             </w:pPr>
             <w:r>
@@ -1629,7 +1631,7 @@
         </w:tc>
         <w:tc>
           <w:tcPr>
-            <w:tcW w:w="3260" w:type="dxa"/>
+            <w:tcW w:w="3497" w:type="dxa"/>
             <w:shd w:val="clear" w:color="auto" w:fill="C5E0B3" w:themeFill="accent6" w:themeFillTint="66"/>
             <w:vAlign w:val="center"/>
           </w:tcPr>
@@ -1707,11 +1709,11 @@
       </w:tr>
       <w:tr>
         <w:trPr>
-          <w:trHeight w:val="284"/>
+          <w:trHeight w:val="255"/>
         </w:trPr>
         <w:tc>
           <w:tcPr>
-            <w:tcW w:w="3969" w:type="dxa"/>
+            <w:tcW w:w="3686" w:type="dxa"/>
             <w:shd w:val="clear" w:color="auto" w:fill="C5E0B3" w:themeFill="accent6" w:themeFillTint="66"/>
             <w:vAlign w:val="center"/>
           </w:tcPr>
@@ -1735,7 +1737,7 @@
         </w:tc>
         <w:tc>
           <w:tcPr>
-            <w:tcW w:w="3260" w:type="dxa"/>
+            <w:tcW w:w="3497" w:type="dxa"/>
             <w:shd w:val="clear" w:color="auto" w:fill="C5E0B3" w:themeFill="accent6" w:themeFillTint="66"/>
             <w:vAlign w:val="center"/>
           </w:tcPr>
@@ -1813,11 +1815,11 @@
       </w:tr>
       <w:tr>
         <w:trPr>
-          <w:trHeight w:val="284"/>
+          <w:trHeight w:val="255"/>
         </w:trPr>
         <w:tc>
           <w:tcPr>
-            <w:tcW w:w="3969" w:type="dxa"/>
+            <w:tcW w:w="3686" w:type="dxa"/>
             <w:shd w:val="clear" w:color="auto" w:fill="C5E0B3" w:themeFill="accent6" w:themeFillTint="66"/>
             <w:vAlign w:val="center"/>
           </w:tcPr>
@@ -1834,7 +1836,7 @@
         </w:tc>
         <w:tc>
           <w:tcPr>
-            <w:tcW w:w="3260" w:type="dxa"/>
+            <w:tcW w:w="3497" w:type="dxa"/>
             <w:shd w:val="clear" w:color="auto" w:fill="C5E0B3" w:themeFill="accent6" w:themeFillTint="66"/>
             <w:vAlign w:val="center"/>
           </w:tcPr>
@@ -1854,11 +1856,11 @@
       </w:tr>
       <w:tr>
         <w:trPr>
-          <w:trHeight w:val="284"/>
+          <w:trHeight w:val="255"/>
         </w:trPr>
         <w:tc>
           <w:tcPr>
-            <w:tcW w:w="3969" w:type="dxa"/>
+            <w:tcW w:w="3686" w:type="dxa"/>
             <w:shd w:val="clear" w:color="auto" w:fill="C5E0B3" w:themeFill="accent6" w:themeFillTint="66"/>
             <w:vAlign w:val="center"/>
           </w:tcPr>
@@ -1867,27 +1869,23 @@
               <w:spacing w:after="0" w:line="240" w:lineRule="auto"/>
               <w:ind w:left="0" w:right="73" w:firstLine="0"/>
               <w:rPr>
+                <w:rFonts w:asciiTheme="minorHAnsi" w:hAnsiTheme="minorHAnsi" w:cstheme="minorHAnsi"/>
                 <w:color w:val="auto"/>
                 <w:szCs w:val="20"/>
               </w:rPr>
             </w:pPr>
             <w:r>
               <w:rPr>
-                <w:color w:val="auto"/>
-                <w:szCs w:val="20"/>
-              </w:rPr>
-              <w:t>Días en situa</w:t>
-            </w:r>
-            <w:r>
-              <w:rPr>
-                <w:color w:val="auto"/>
-                <w:szCs w:val="20"/>
-              </w:rPr>
-              <w:t>ci</w:t>
+                <w:rFonts w:asciiTheme="minorHAnsi" w:hAnsiTheme="minorHAnsi" w:cstheme="minorHAnsi"/>
+                <w:color w:val="auto"/>
+                <w:szCs w:val="20"/>
+              </w:rPr>
+              <w:t>Días en situaci</w:t>
             </w:r>
             <w:r>
               <w:rPr>
                 <w:rStyle w:val="ui-provider"/>
+                <w:rFonts w:asciiTheme="minorHAnsi" w:hAnsiTheme="minorHAnsi" w:cstheme="minorHAnsi"/>
                 <w:szCs w:val="20"/>
               </w:rPr>
               <w:t>ón de impago</w:t>
@@ -1896,7 +1894,7 @@
         </w:tc>
         <w:tc>
           <w:tcPr>
-            <w:tcW w:w="3260" w:type="dxa"/>
+            <w:tcW w:w="3497" w:type="dxa"/>
             <w:shd w:val="clear" w:color="auto" w:fill="C5E0B3" w:themeFill="accent6" w:themeFillTint="66"/>
             <w:vAlign w:val="center"/>
           </w:tcPr>
@@ -1906,12 +1904,14 @@
               <w:ind w:left="0" w:right="73" w:firstLine="0"/>
               <w:jc w:val="center"/>
               <w:rPr>
+                <w:rFonts w:asciiTheme="minorHAnsi" w:hAnsiTheme="minorHAnsi" w:cstheme="minorHAnsi"/>
                 <w:color w:val="auto"/>
                 <w:szCs w:val="20"/>
               </w:rPr>
             </w:pPr>
             <w:r>
               <w:rPr>
+                <w:rFonts w:asciiTheme="minorHAnsi" w:hAnsiTheme="minorHAnsi" w:cstheme="minorHAnsi"/>
                 <w:color w:val="auto"/>
                 <w:szCs w:val="20"/>
               </w:rPr>
@@ -1919,6 +1919,7 @@
             </w:r>
             <w:r>
               <w:rPr>
+                <w:rFonts w:asciiTheme="minorHAnsi" w:hAnsiTheme="minorHAnsi" w:cstheme="minorHAnsi"/>
                 <w:color w:val="auto"/>
                 <w:szCs w:val="20"/>
               </w:rPr>
@@ -1926,6 +1927,7 @@
             </w:r>
             <w:r>
               <w:rPr>
+                <w:rFonts w:asciiTheme="minorHAnsi" w:hAnsiTheme="minorHAnsi" w:cstheme="minorHAnsi"/>
                 <w:color w:val="auto"/>
                 <w:szCs w:val="20"/>
               </w:rPr>
@@ -1933,6 +1935,7 @@
             </w:r>
             <w:r>
               <w:rPr>
+                <w:rFonts w:asciiTheme="minorHAnsi" w:hAnsiTheme="minorHAnsi" w:cstheme="minorHAnsi"/>
                 <w:noProof/>
                 <w:color w:val="auto"/>
                 <w:szCs w:val="20"/>
@@ -1941,6 +1944,7 @@
             </w:r>
             <w:r>
               <w:rPr>
+                <w:rFonts w:asciiTheme="minorHAnsi" w:hAnsiTheme="minorHAnsi" w:cstheme="minorHAnsi"/>
                 <w:color w:val="auto"/>
                 <w:szCs w:val="20"/>
               </w:rPr>
@@ -1951,11 +1955,11 @@
       </w:tr>
       <w:tr>
         <w:trPr>
-          <w:trHeight w:val="284"/>
+          <w:trHeight w:val="255"/>
         </w:trPr>
         <w:tc>
           <w:tcPr>
-            <w:tcW w:w="3969" w:type="dxa"/>
+            <w:tcW w:w="3686" w:type="dxa"/>
             <w:shd w:val="clear" w:color="auto" w:fill="C5E0B3" w:themeFill="accent6" w:themeFillTint="66"/>
             <w:vAlign w:val="center"/>
           </w:tcPr>
@@ -1972,7 +1976,7 @@
         </w:tc>
         <w:tc>
           <w:tcPr>
-            <w:tcW w:w="3260" w:type="dxa"/>
+            <w:tcW w:w="3497" w:type="dxa"/>
             <w:shd w:val="clear" w:color="auto" w:fill="C5E0B3" w:themeFill="accent6" w:themeFillTint="66"/>
           </w:tcPr>
           <w:p>
@@ -1990,11 +1994,11 @@
       </w:tr>
       <w:tr>
         <w:trPr>
-          <w:trHeight w:val="284"/>
+          <w:trHeight w:val="255"/>
         </w:trPr>
         <w:tc>
           <w:tcPr>
-            <w:tcW w:w="3969" w:type="dxa"/>
+            <w:tcW w:w="3686" w:type="dxa"/>
             <w:shd w:val="clear" w:color="auto" w:fill="C5E0B3" w:themeFill="accent6" w:themeFillTint="66"/>
             <w:vAlign w:val="center"/>
           </w:tcPr>
@@ -2018,7 +2022,7 @@
         </w:tc>
         <w:tc>
           <w:tcPr>
-            <w:tcW w:w="3260" w:type="dxa"/>
+            <w:tcW w:w="3497" w:type="dxa"/>
             <w:shd w:val="clear" w:color="auto" w:fill="C5E0B3" w:themeFill="accent6" w:themeFillTint="66"/>
             <w:vAlign w:val="center"/>
           </w:tcPr>
@@ -2096,11 +2100,11 @@
       </w:tr>
       <w:tr>
         <w:trPr>
-          <w:trHeight w:val="284"/>
+          <w:trHeight w:val="255"/>
         </w:trPr>
         <w:tc>
           <w:tcPr>
-            <w:tcW w:w="3969" w:type="dxa"/>
+            <w:tcW w:w="3686" w:type="dxa"/>
             <w:shd w:val="clear" w:color="auto" w:fill="C5E0B3" w:themeFill="accent6" w:themeFillTint="66"/>
             <w:vAlign w:val="center"/>
           </w:tcPr>
@@ -2111,6 +2115,7 @@
               <w:rPr>
                 <w:color w:val="auto"/>
                 <w:szCs w:val="20"/>
+                <w:lang w:val="en-US"/>
               </w:rPr>
             </w:pPr>
             <w:r>
@@ -2118,20 +2123,13 @@
                 <w:color w:val="auto"/>
                 <w:szCs w:val="20"/>
               </w:rPr>
-              <w:t xml:space="preserve">Intereses </w:t>
-            </w:r>
-            <w:r>
-              <w:rPr>
-                <w:color w:val="auto"/>
-                <w:szCs w:val="20"/>
-              </w:rPr>
-              <w:t>de demora</w:t>
+              <w:t>Intereses de demora</w:t>
             </w:r>
           </w:p>
         </w:tc>
         <w:tc>
           <w:tcPr>
-            <w:tcW w:w="3260" w:type="dxa"/>
+            <w:tcW w:w="3497" w:type="dxa"/>
             <w:shd w:val="clear" w:color="auto" w:fill="C5E0B3" w:themeFill="accent6" w:themeFillTint="66"/>
             <w:vAlign w:val="center"/>
           </w:tcPr>
@@ -2209,11 +2207,11 @@
       </w:tr>
       <w:tr>
         <w:trPr>
-          <w:trHeight w:val="284"/>
+          <w:trHeight w:val="255"/>
         </w:trPr>
         <w:tc>
           <w:tcPr>
-            <w:tcW w:w="3969" w:type="dxa"/>
+            <w:tcW w:w="3686" w:type="dxa"/>
             <w:shd w:val="clear" w:color="auto" w:fill="C5E0B3" w:themeFill="accent6" w:themeFillTint="66"/>
             <w:vAlign w:val="center"/>
           </w:tcPr>
@@ -2237,7 +2235,7 @@
         </w:tc>
         <w:tc>
           <w:tcPr>
-            <w:tcW w:w="3260" w:type="dxa"/>
+            <w:tcW w:w="3497" w:type="dxa"/>
             <w:shd w:val="clear" w:color="auto" w:fill="C5E0B3" w:themeFill="accent6" w:themeFillTint="66"/>
             <w:vAlign w:val="center"/>
           </w:tcPr>
@@ -2315,11 +2313,11 @@
       </w:tr>
       <w:tr>
         <w:trPr>
-          <w:trHeight w:val="284"/>
+          <w:trHeight w:val="255"/>
         </w:trPr>
         <w:tc>
           <w:tcPr>
-            <w:tcW w:w="3969" w:type="dxa"/>
+            <w:tcW w:w="3686" w:type="dxa"/>
             <w:shd w:val="clear" w:color="auto" w:fill="C5E0B3" w:themeFill="accent6" w:themeFillTint="66"/>
             <w:vAlign w:val="center"/>
           </w:tcPr>
@@ -2343,7 +2341,7 @@
         </w:tc>
         <w:tc>
           <w:tcPr>
-            <w:tcW w:w="3260" w:type="dxa"/>
+            <w:tcW w:w="3497" w:type="dxa"/>
             <w:shd w:val="clear" w:color="auto" w:fill="C5E0B3" w:themeFill="accent6" w:themeFillTint="66"/>
             <w:vAlign w:val="center"/>
           </w:tcPr>
@@ -2421,11 +2419,11 @@
       </w:tr>
       <w:tr>
         <w:trPr>
-          <w:trHeight w:val="284"/>
+          <w:trHeight w:val="255"/>
         </w:trPr>
         <w:tc>
           <w:tcPr>
-            <w:tcW w:w="3969" w:type="dxa"/>
+            <w:tcW w:w="3686" w:type="dxa"/>
             <w:shd w:val="clear" w:color="auto" w:fill="C5E0B3" w:themeFill="accent6" w:themeFillTint="66"/>
           </w:tcPr>
           <w:p>
@@ -2441,7 +2439,7 @@
         </w:tc>
         <w:tc>
           <w:tcPr>
-            <w:tcW w:w="3260" w:type="dxa"/>
+            <w:tcW w:w="3497" w:type="dxa"/>
             <w:shd w:val="clear" w:color="auto" w:fill="C5E0B3" w:themeFill="accent6" w:themeFillTint="66"/>
           </w:tcPr>
           <w:p>
@@ -2459,11 +2457,11 @@
       </w:tr>
       <w:tr>
         <w:trPr>
-          <w:trHeight w:val="284"/>
+          <w:trHeight w:val="255"/>
         </w:trPr>
         <w:tc>
           <w:tcPr>
-            <w:tcW w:w="3969" w:type="dxa"/>
+            <w:tcW w:w="3686" w:type="dxa"/>
             <w:shd w:val="clear" w:color="auto" w:fill="C5E0B3" w:themeFill="accent6" w:themeFillTint="66"/>
           </w:tcPr>
           <w:p>
@@ -2475,7 +2473,6 @@
                 <w:szCs w:val="20"/>
               </w:rPr>
             </w:pPr>
-            <w:proofErr w:type="gramStart"/>
             <w:r>
               <w:rPr>
                 <w:b/>
@@ -2483,32 +2480,13 @@
                 <w:color w:val="auto"/>
                 <w:szCs w:val="20"/>
               </w:rPr>
-              <w:t>Total</w:t>
-            </w:r>
-            <w:proofErr w:type="gramEnd"/>
-            <w:r>
-              <w:rPr>
-                <w:b/>
-                <w:bCs/>
-                <w:color w:val="auto"/>
-                <w:szCs w:val="20"/>
-              </w:rPr>
-              <w:t xml:space="preserve"> debido a </w:t>
-            </w:r>
-            <w:r>
-              <w:rPr>
-                <w:b/>
-                <w:bCs/>
-                <w:color w:val="auto"/>
-                <w:szCs w:val="20"/>
-              </w:rPr>
-              <w:t>IDFINANCE PLAZO</w:t>
+              <w:t>Total debido a IDFINANCE</w:t>
             </w:r>
           </w:p>
         </w:tc>
         <w:tc>
           <w:tcPr>
-            <w:tcW w:w="3260" w:type="dxa"/>
+            <w:tcW w:w="3497" w:type="dxa"/>
             <w:shd w:val="clear" w:color="auto" w:fill="C5E0B3" w:themeFill="accent6" w:themeFillTint="66"/>
           </w:tcPr>
           <w:p>
@@ -2598,21 +2576,21 @@
     </w:tbl>
     <w:p>
       <w:pPr>
+        <w:spacing w:after="0" w:line="200" w:lineRule="exact"/>
+        <w:ind w:left="0" w:right="74" w:firstLine="0"/>
+        <w:jc w:val="left"/>
+        <w:rPr>
+          <w:color w:val="auto"/>
+          <w:sz w:val="22"/>
+        </w:rPr>
+      </w:pPr>
+    </w:p>
+    <w:p>
+      <w:pPr>
         <w:spacing w:after="0" w:line="240" w:lineRule="auto"/>
         <w:ind w:left="0" w:right="73" w:firstLine="0"/>
         <w:jc w:val="left"/>
         <w:rPr>
-          <w:color w:val="auto"/>
-          <w:sz w:val="22"/>
-        </w:rPr>
-      </w:pPr>
-    </w:p>
-    <w:p>
-      <w:pPr>
-        <w:spacing w:after="0" w:line="240" w:lineRule="auto"/>
-        <w:ind w:left="0" w:right="73" w:firstLine="0"/>
-        <w:jc w:val="left"/>
-        <w:rPr>
           <w:rFonts w:asciiTheme="minorHAnsi" w:hAnsiTheme="minorHAnsi" w:cstheme="minorHAnsi"/>
           <w:color w:val="auto"/>
           <w:szCs w:val="20"/>
@@ -2678,18 +2656,6 @@
         </w:rPr>
         <w:t>.</w:t>
       </w:r>
-    </w:p>
-    <w:p>
-      <w:pPr>
-        <w:spacing w:after="0" w:line="240" w:lineRule="auto"/>
-        <w:ind w:left="0" w:right="73" w:firstLine="0"/>
-        <w:jc w:val="left"/>
-        <w:rPr>
-          <w:rFonts w:asciiTheme="minorHAnsi" w:hAnsiTheme="minorHAnsi" w:cstheme="minorHAnsi"/>
-          <w:color w:val="auto"/>
-          <w:szCs w:val="20"/>
-        </w:rPr>
-      </w:pPr>
     </w:p>
     <w:p>
       <w:pPr>
@@ -2703,13 +2669,28 @@
       <w:r>
         <w:rPr>
           <w:noProof/>
-          <w:szCs w:val="20"/>
         </w:rPr>
         <w:drawing>
-          <wp:inline distT="0" distB="0" distL="0" distR="0" wp14:anchorId="55104DA5" wp14:editId="188819F4">
-            <wp:extent cx="756000" cy="540000"/>
-            <wp:effectExtent l="0" t="0" r="6350" b="0"/>
-            <wp:docPr id="1728755763" name="Рисунок 1"/>
+          <wp:anchor distT="0" distB="0" distL="114300" distR="114300" simplePos="0" relativeHeight="251659264" behindDoc="0" locked="0" layoutInCell="1" allowOverlap="1" wp14:anchorId="4E57A9F0" wp14:editId="0641CC22">
+            <wp:simplePos x="0" y="0"/>
+            <wp:positionH relativeFrom="column">
+              <wp:posOffset>2540</wp:posOffset>
+            </wp:positionH>
+            <wp:positionV relativeFrom="paragraph">
+              <wp:posOffset>156845</wp:posOffset>
+            </wp:positionV>
+            <wp:extent cx="905510" cy="388620"/>
+            <wp:effectExtent l="0" t="0" r="8890" b="0"/>
+            <wp:wrapThrough wrapText="bothSides">
+              <wp:wrapPolygon edited="0">
+                <wp:start x="0" y="0"/>
+                <wp:lineTo x="0" y="20118"/>
+                <wp:lineTo x="21358" y="20118"/>
+                <wp:lineTo x="21358" y="0"/>
+                <wp:lineTo x="0" y="0"/>
+              </wp:wrapPolygon>
+            </wp:wrapThrough>
+            <wp:docPr id="114325174" name="Рисунок 6"/>
             <wp:cNvGraphicFramePr>
               <a:graphicFrameLocks xmlns:a="http://schemas.openxmlformats.org/drawingml/2006/main" noChangeAspect="1"/>
             </wp:cNvGraphicFramePr>
@@ -2717,7 +2698,7 @@
               <a:graphicData uri="http://schemas.openxmlformats.org/drawingml/2006/picture">
                 <pic:pic xmlns:pic="http://schemas.openxmlformats.org/drawingml/2006/picture">
                   <pic:nvPicPr>
-                    <pic:cNvPr id="1728755763" name=""/>
+                    <pic:cNvPr id="114325174" name="Рисунок 114325174"/>
                     <pic:cNvPicPr/>
                   </pic:nvPicPr>
                   <pic:blipFill>
@@ -2735,7 +2716,7 @@
                   <pic:spPr>
                     <a:xfrm>
                       <a:off x="0" y="0"/>
-                      <a:ext cx="756000" cy="540000"/>
+                      <a:ext cx="905510" cy="388620"/>
                     </a:xfrm>
                     <a:prstGeom prst="rect">
                       <a:avLst/>
@@ -2744,7 +2725,13 @@
                 </pic:pic>
               </a:graphicData>
             </a:graphic>
-          </wp:inline>
+            <wp14:sizeRelH relativeFrom="page">
+              <wp14:pctWidth>0</wp14:pctWidth>
+            </wp14:sizeRelH>
+            <wp14:sizeRelV relativeFrom="page">
+              <wp14:pctHeight>0</wp14:pctHeight>
+            </wp14:sizeRelV>
+          </wp:anchor>
         </w:drawing>
       </w:r>
     </w:p>
@@ -2767,32 +2754,58 @@
           <w:szCs w:val="20"/>
         </w:rPr>
       </w:pPr>
-      <w:r>
-        <w:rPr>
-          <w:szCs w:val="20"/>
-        </w:rPr>
-        <w:t>Vitali Yermakou</w:t>
-      </w:r>
     </w:p>
     <w:p>
       <w:pPr>
         <w:spacing w:after="0" w:line="240" w:lineRule="auto"/>
-        <w:ind w:left="9" w:right="73"/>
-        <w:rPr>
-          <w:szCs w:val="20"/>
-        </w:rPr>
-      </w:pPr>
-      <w:r>
-        <w:rPr>
-          <w:szCs w:val="20"/>
-        </w:rPr>
-        <w:t>Administrador Único</w:t>
-      </w:r>
+        <w:ind w:left="-6" w:right="73" w:hanging="11"/>
+        <w:contextualSpacing/>
+        <w:rPr>
+          <w:szCs w:val="20"/>
+        </w:rPr>
+      </w:pPr>
     </w:p>
     <w:p>
       <w:pPr>
         <w:spacing w:after="0" w:line="240" w:lineRule="auto"/>
-        <w:ind w:left="9" w:right="73"/>
+        <w:ind w:left="-6" w:right="73" w:hanging="11"/>
+        <w:contextualSpacing/>
+        <w:rPr>
+          <w:szCs w:val="20"/>
+          <w:lang w:val="en-US"/>
+        </w:rPr>
+      </w:pPr>
+      <w:r>
+        <w:rPr>
+          <w:szCs w:val="20"/>
+          <w:lang w:val="en-US"/>
+        </w:rPr>
+        <w:t>Corrado Graziani</w:t>
+      </w:r>
+    </w:p>
+    <w:p>
+      <w:pPr>
+        <w:spacing w:after="0" w:line="240" w:lineRule="auto"/>
+        <w:ind w:left="-6" w:right="73" w:hanging="11"/>
+        <w:contextualSpacing/>
+        <w:rPr>
+          <w:szCs w:val="20"/>
+          <w:lang w:val="en-US"/>
+        </w:rPr>
+      </w:pPr>
+      <w:r>
+        <w:rPr>
+          <w:szCs w:val="20"/>
+          <w:lang w:val="en-US"/>
+        </w:rPr>
+        <w:t>Global Head of Collections</w:t>
+      </w:r>
+    </w:p>
+    <w:p>
+      <w:pPr>
+        <w:spacing w:after="0" w:line="240" w:lineRule="auto"/>
+        <w:ind w:left="-6" w:right="73" w:hanging="11"/>
+        <w:contextualSpacing/>
         <w:rPr>
           <w:szCs w:val="20"/>
         </w:rPr>
@@ -2806,7 +2819,7 @@
     </w:p>
     <w:sectPr>
       <w:pgSz w:w="11906" w:h="16838"/>
-      <w:pgMar w:top="1418" w:right="1639" w:bottom="1418" w:left="1690" w:header="720" w:footer="720" w:gutter="0"/>
+      <w:pgMar w:top="1440" w:right="1640" w:bottom="1440" w:left="1688" w:header="720" w:footer="720" w:gutter="0"/>
       <w:cols w:space="720"/>
     </w:sectPr>
   </w:body>
@@ -2814,8 +2827,121 @@
 </file>
 
 <file path=word/numbering.xml><?xml version="1.0" encoding="utf-8"?>
-<w:numbering xmlns:wpc="http://schemas.microsoft.com/office/word/2010/wordprocessingCanvas" xmlns:cx="http://schemas.microsoft.com/office/drawing/2014/chartex" xmlns:cx1="http://schemas.microsoft.com/office/drawing/2015/9/8/chartex" xmlns:cx2="http://schemas.microsoft.com/office/drawing/2015/10/21/chartex" xmlns:cx3="http://schemas.microsoft.com/office/drawing/2016/5/9/chartex" xmlns:cx4="http://schemas.microsoft.com/office/drawing/2016/5/10/chartex" xmlns:cx5="http://schemas.microsoft.com/office/drawing/2016/5/11/chartex" xmlns:cx6="http://schemas.microsoft.com/office/drawing/2016/5/12/chartex" xmlns:cx7="http://schemas.microsoft.com/office/drawing/2016/5/13/chartex" xmlns:cx8="http://schemas.microsoft.com/office/drawing/2016/5/14/chartex" xmlns:mc="http://schemas.openxmlformats.org/markup-compatibility/2006" xmlns:aink="http://schemas.microsoft.com/office/drawing/2016/ink" xmlns:am3d="http://schemas.microsoft.com/office/drawing/2017/model3d" xmlns:o="urn:schemas-microsoft-com:office:office" xmlns:oel="http://schemas.microsoft.com/office/2019/extlst" xmlns:r="http://schemas.openxmlformats.org/officeDocument/2006/relationships" xmlns:m="http://schemas.openxmlformats.org/officeDocument/2006/math" xmlns:v="urn:schemas-microsoft-com:vml" xmlns:wp14="http://schemas.microsoft.com/office/word/2010/wordprocessingDrawing" xmlns:wp="http://schemas.openxmlformats.org/drawingml/2006/wordprocessingDrawing" xmlns:w10="urn:schemas-microsoft-com:office:word" xmlns:w="http://schemas.openxmlformats.org/wordprocessingml/2006/main" xmlns:w14="http://schemas.microsoft.com/office/word/2010/wordml" xmlns:w15="http://schemas.microsoft.com/office/word/2012/wordml" xmlns:w16cex="http://schemas.microsoft.com/office/word/2018/wordml/cex" xmlns:w16cid="http://schemas.microsoft.com/office/word/2016/wordml/cid" xmlns:w16="http://schemas.microsoft.com/office/word/2018/wordml" xmlns:w16sdtdh="http://schemas.microsoft.com/office/word/2020/wordml/sdtdatahash" xmlns:w16se="http://schemas.microsoft.com/office/word/2015/wordml/symex" xmlns:wpg="http://schemas.microsoft.com/office/word/2010/wordprocessingGroup" xmlns:wpi="http://schemas.microsoft.com/office/word/2010/wordprocessingInk" xmlns:wne="http://schemas.microsoft.com/office/word/2006/wordml" xmlns:wps="http://schemas.microsoft.com/office/word/2010/wordprocessingShape" mc:Ignorable="w14 w15 w16se w16cid w16 w16cex w16sdtdh wp14">
+<w:numbering xmlns:wpc="http://schemas.microsoft.com/office/word/2010/wordprocessingCanvas" xmlns:cx="http://schemas.microsoft.com/office/drawing/2014/chartex" xmlns:cx1="http://schemas.microsoft.com/office/drawing/2015/9/8/chartex" xmlns:cx2="http://schemas.microsoft.com/office/drawing/2015/10/21/chartex" xmlns:cx3="http://schemas.microsoft.com/office/drawing/2016/5/9/chartex" xmlns:cx4="http://schemas.microsoft.com/office/drawing/2016/5/10/chartex" xmlns:cx5="http://schemas.microsoft.com/office/drawing/2016/5/11/chartex" xmlns:cx6="http://schemas.microsoft.com/office/drawing/2016/5/12/chartex" xmlns:cx7="http://schemas.microsoft.com/office/drawing/2016/5/13/chartex" xmlns:cx8="http://schemas.microsoft.com/office/drawing/2016/5/14/chartex" xmlns:mc="http://schemas.openxmlformats.org/markup-compatibility/2006" xmlns:aink="http://schemas.microsoft.com/office/drawing/2016/ink" xmlns:am3d="http://schemas.microsoft.com/office/drawing/2017/model3d" xmlns:o="urn:schemas-microsoft-com:office:office" xmlns:oel="http://schemas.microsoft.com/office/2019/extlst" xmlns:r="http://schemas.openxmlformats.org/officeDocument/2006/relationships" xmlns:m="http://schemas.openxmlformats.org/officeDocument/2006/math" xmlns:v="urn:schemas-microsoft-com:vml" xmlns:wp14="http://schemas.microsoft.com/office/word/2010/wordprocessingDrawing" xmlns:wp="http://schemas.openxmlformats.org/drawingml/2006/wordprocessingDrawing" xmlns:w10="urn:schemas-microsoft-com:office:word" xmlns:w="http://schemas.openxmlformats.org/wordprocessingml/2006/main" xmlns:w14="http://schemas.microsoft.com/office/word/2010/wordml" xmlns:w15="http://schemas.microsoft.com/office/word/2012/wordml" xmlns:w16cex="http://schemas.microsoft.com/office/word/2018/wordml/cex" xmlns:w16cid="http://schemas.microsoft.com/office/word/2016/wordml/cid" xmlns:w16="http://schemas.microsoft.com/office/word/2018/wordml" xmlns:w16du="http://schemas.microsoft.com/office/word/2023/wordml/word16du" xmlns:w16sdtdh="http://schemas.microsoft.com/office/word/2020/wordml/sdtdatahash" xmlns:w16sdtfl="http://schemas.microsoft.com/office/word/2024/wordml/sdtformatlock" xmlns:w16se="http://schemas.microsoft.com/office/word/2015/wordml/symex" xmlns:wpg="http://schemas.microsoft.com/office/word/2010/wordprocessingGroup" xmlns:wpi="http://schemas.microsoft.com/office/word/2010/wordprocessingInk" xmlns:wne="http://schemas.microsoft.com/office/word/2006/wordml" xmlns:wps="http://schemas.microsoft.com/office/word/2010/wordprocessingShape" mc:Ignorable="w14 w15 w16se w16cid w16 w16cex w16sdtdh w16sdtfl w16du wp14">
   <w:abstractNum w:abstractNumId="0" w15:restartNumberingAfterBreak="0">
+    <w:nsid w:val="022876BE"/>
+    <w:multiLevelType w:val="hybridMultilevel"/>
+    <w:tmpl w:val="5954628E"/>
+    <w:lvl w:ilvl="0" w:tplc="04190001">
+      <w:start w:val="1"/>
+      <w:numFmt w:val="bullet"/>
+      <w:lvlText w:val=""/>
+      <w:lvlJc w:val="left"/>
+      <w:pPr>
+        <w:ind w:left="720" w:hanging="360"/>
+      </w:pPr>
+      <w:rPr>
+        <w:rFonts w:ascii="Symbol" w:hAnsi="Symbol" w:hint="default"/>
+      </w:rPr>
+    </w:lvl>
+    <w:lvl w:ilvl="1" w:tplc="04190003" w:tentative="1">
+      <w:start w:val="1"/>
+      <w:numFmt w:val="bullet"/>
+      <w:lvlText w:val="o"/>
+      <w:lvlJc w:val="left"/>
+      <w:pPr>
+        <w:ind w:left="1440" w:hanging="360"/>
+      </w:pPr>
+      <w:rPr>
+        <w:rFonts w:ascii="Courier New" w:hAnsi="Courier New" w:cs="Courier New" w:hint="default"/>
+      </w:rPr>
+    </w:lvl>
+    <w:lvl w:ilvl="2" w:tplc="04190005" w:tentative="1">
+      <w:start w:val="1"/>
+      <w:numFmt w:val="bullet"/>
+      <w:lvlText w:val=""/>
+      <w:lvlJc w:val="left"/>
+      <w:pPr>
+        <w:ind w:left="2160" w:hanging="360"/>
+      </w:pPr>
+      <w:rPr>
+        <w:rFonts w:ascii="Wingdings" w:hAnsi="Wingdings" w:hint="default"/>
+      </w:rPr>
+    </w:lvl>
+    <w:lvl w:ilvl="3" w:tplc="04190001" w:tentative="1">
+      <w:start w:val="1"/>
+      <w:numFmt w:val="bullet"/>
+      <w:lvlText w:val=""/>
+      <w:lvlJc w:val="left"/>
+      <w:pPr>
+        <w:ind w:left="2880" w:hanging="360"/>
+      </w:pPr>
+      <w:rPr>
+        <w:rFonts w:ascii="Symbol" w:hAnsi="Symbol" w:hint="default"/>
+      </w:rPr>
+    </w:lvl>
+    <w:lvl w:ilvl="4" w:tplc="04190003" w:tentative="1">
+      <w:start w:val="1"/>
+      <w:numFmt w:val="bullet"/>
+      <w:lvlText w:val="o"/>
+      <w:lvlJc w:val="left"/>
+      <w:pPr>
+        <w:ind w:left="3600" w:hanging="360"/>
+      </w:pPr>
+      <w:rPr>
+        <w:rFonts w:ascii="Courier New" w:hAnsi="Courier New" w:cs="Courier New" w:hint="default"/>
+      </w:rPr>
+    </w:lvl>
+    <w:lvl w:ilvl="5" w:tplc="04190005" w:tentative="1">
+      <w:start w:val="1"/>
+      <w:numFmt w:val="bullet"/>
+      <w:lvlText w:val=""/>
+      <w:lvlJc w:val="left"/>
+      <w:pPr>
+        <w:ind w:left="4320" w:hanging="360"/>
+      </w:pPr>
+      <w:rPr>
+        <w:rFonts w:ascii="Wingdings" w:hAnsi="Wingdings" w:hint="default"/>
+      </w:rPr>
+    </w:lvl>
+    <w:lvl w:ilvl="6" w:tplc="04190001" w:tentative="1">
+      <w:start w:val="1"/>
+      <w:numFmt w:val="bullet"/>
+      <w:lvlText w:val=""/>
+      <w:lvlJc w:val="left"/>
+      <w:pPr>
+        <w:ind w:left="5040" w:hanging="360"/>
+      </w:pPr>
+      <w:rPr>
+        <w:rFonts w:ascii="Symbol" w:hAnsi="Symbol" w:hint="default"/>
+      </w:rPr>
+    </w:lvl>
+    <w:lvl w:ilvl="7" w:tplc="04190003" w:tentative="1">
+      <w:start w:val="1"/>
+      <w:numFmt w:val="bullet"/>
+      <w:lvlText w:val="o"/>
+      <w:lvlJc w:val="left"/>
+      <w:pPr>
+        <w:ind w:left="5760" w:hanging="360"/>
+      </w:pPr>
+      <w:rPr>
+        <w:rFonts w:ascii="Courier New" w:hAnsi="Courier New" w:cs="Courier New" w:hint="default"/>
+      </w:rPr>
+    </w:lvl>
+    <w:lvl w:ilvl="8" w:tplc="04190005" w:tentative="1">
+      <w:start w:val="1"/>
+      <w:numFmt w:val="bullet"/>
+      <w:lvlText w:val=""/>
+      <w:lvlJc w:val="left"/>
+      <w:pPr>
+        <w:ind w:left="6480" w:hanging="360"/>
+      </w:pPr>
+      <w:rPr>
+        <w:rFonts w:ascii="Wingdings" w:hAnsi="Wingdings" w:hint="default"/>
+      </w:rPr>
+    </w:lvl>
+  </w:abstractNum>
+  <w:abstractNum w:abstractNumId="1" w15:restartNumberingAfterBreak="0">
     <w:nsid w:val="42D77F9B"/>
     <w:multiLevelType w:val="hybridMultilevel"/>
     <w:tmpl w:val="AF3E79C6"/>
@@ -2928,7 +3054,7 @@
       </w:rPr>
     </w:lvl>
   </w:abstractNum>
-  <w:abstractNum w:abstractNumId="1" w15:restartNumberingAfterBreak="0">
+  <w:abstractNum w:abstractNumId="2" w15:restartNumberingAfterBreak="0">
     <w:nsid w:val="6203696A"/>
     <w:multiLevelType w:val="hybridMultilevel"/>
     <w:tmpl w:val="9FE6CBDC"/>
@@ -3140,133 +3266,20 @@
       </w:rPr>
     </w:lvl>
   </w:abstractNum>
-  <w:abstractNum w:abstractNumId="2" w15:restartNumberingAfterBreak="0">
-    <w:nsid w:val="7A346D9D"/>
-    <w:multiLevelType w:val="hybridMultilevel"/>
-    <w:tmpl w:val="E2160FEC"/>
-    <w:lvl w:ilvl="0" w:tplc="04190001">
-      <w:start w:val="1"/>
-      <w:numFmt w:val="bullet"/>
-      <w:lvlText w:val=""/>
-      <w:lvlJc w:val="left"/>
-      <w:pPr>
-        <w:ind w:left="720" w:hanging="360"/>
-      </w:pPr>
-      <w:rPr>
-        <w:rFonts w:ascii="Symbol" w:hAnsi="Symbol" w:hint="default"/>
-      </w:rPr>
-    </w:lvl>
-    <w:lvl w:ilvl="1" w:tplc="04190003" w:tentative="1">
-      <w:start w:val="1"/>
-      <w:numFmt w:val="bullet"/>
-      <w:lvlText w:val="o"/>
-      <w:lvlJc w:val="left"/>
-      <w:pPr>
-        <w:ind w:left="1440" w:hanging="360"/>
-      </w:pPr>
-      <w:rPr>
-        <w:rFonts w:ascii="Courier New" w:hAnsi="Courier New" w:cs="Courier New" w:hint="default"/>
-      </w:rPr>
-    </w:lvl>
-    <w:lvl w:ilvl="2" w:tplc="04190005" w:tentative="1">
-      <w:start w:val="1"/>
-      <w:numFmt w:val="bullet"/>
-      <w:lvlText w:val=""/>
-      <w:lvlJc w:val="left"/>
-      <w:pPr>
-        <w:ind w:left="2160" w:hanging="360"/>
-      </w:pPr>
-      <w:rPr>
-        <w:rFonts w:ascii="Wingdings" w:hAnsi="Wingdings" w:hint="default"/>
-      </w:rPr>
-    </w:lvl>
-    <w:lvl w:ilvl="3" w:tplc="04190001" w:tentative="1">
-      <w:start w:val="1"/>
-      <w:numFmt w:val="bullet"/>
-      <w:lvlText w:val=""/>
-      <w:lvlJc w:val="left"/>
-      <w:pPr>
-        <w:ind w:left="2880" w:hanging="360"/>
-      </w:pPr>
-      <w:rPr>
-        <w:rFonts w:ascii="Symbol" w:hAnsi="Symbol" w:hint="default"/>
-      </w:rPr>
-    </w:lvl>
-    <w:lvl w:ilvl="4" w:tplc="04190003" w:tentative="1">
-      <w:start w:val="1"/>
-      <w:numFmt w:val="bullet"/>
-      <w:lvlText w:val="o"/>
-      <w:lvlJc w:val="left"/>
-      <w:pPr>
-        <w:ind w:left="3600" w:hanging="360"/>
-      </w:pPr>
-      <w:rPr>
-        <w:rFonts w:ascii="Courier New" w:hAnsi="Courier New" w:cs="Courier New" w:hint="default"/>
-      </w:rPr>
-    </w:lvl>
-    <w:lvl w:ilvl="5" w:tplc="04190005" w:tentative="1">
-      <w:start w:val="1"/>
-      <w:numFmt w:val="bullet"/>
-      <w:lvlText w:val=""/>
-      <w:lvlJc w:val="left"/>
-      <w:pPr>
-        <w:ind w:left="4320" w:hanging="360"/>
-      </w:pPr>
-      <w:rPr>
-        <w:rFonts w:ascii="Wingdings" w:hAnsi="Wingdings" w:hint="default"/>
-      </w:rPr>
-    </w:lvl>
-    <w:lvl w:ilvl="6" w:tplc="04190001" w:tentative="1">
-      <w:start w:val="1"/>
-      <w:numFmt w:val="bullet"/>
-      <w:lvlText w:val=""/>
-      <w:lvlJc w:val="left"/>
-      <w:pPr>
-        <w:ind w:left="5040" w:hanging="360"/>
-      </w:pPr>
-      <w:rPr>
-        <w:rFonts w:ascii="Symbol" w:hAnsi="Symbol" w:hint="default"/>
-      </w:rPr>
-    </w:lvl>
-    <w:lvl w:ilvl="7" w:tplc="04190003" w:tentative="1">
-      <w:start w:val="1"/>
-      <w:numFmt w:val="bullet"/>
-      <w:lvlText w:val="o"/>
-      <w:lvlJc w:val="left"/>
-      <w:pPr>
-        <w:ind w:left="5760" w:hanging="360"/>
-      </w:pPr>
-      <w:rPr>
-        <w:rFonts w:ascii="Courier New" w:hAnsi="Courier New" w:cs="Courier New" w:hint="default"/>
-      </w:rPr>
-    </w:lvl>
-    <w:lvl w:ilvl="8" w:tplc="04190005" w:tentative="1">
-      <w:start w:val="1"/>
-      <w:numFmt w:val="bullet"/>
-      <w:lvlText w:val=""/>
-      <w:lvlJc w:val="left"/>
-      <w:pPr>
-        <w:ind w:left="6480" w:hanging="360"/>
-      </w:pPr>
-      <w:rPr>
-        <w:rFonts w:ascii="Wingdings" w:hAnsi="Wingdings" w:hint="default"/>
-      </w:rPr>
-    </w:lvl>
-  </w:abstractNum>
   <w:num w:numId="1" w16cid:durableId="1196428163">
+    <w:abstractNumId w:val="2"/>
+  </w:num>
+  <w:num w:numId="2" w16cid:durableId="1495951052">
     <w:abstractNumId w:val="1"/>
   </w:num>
-  <w:num w:numId="2" w16cid:durableId="1495951052">
+  <w:num w:numId="3" w16cid:durableId="1898201201">
     <w:abstractNumId w:val="0"/>
-  </w:num>
-  <w:num w:numId="3" w16cid:durableId="148208400">
-    <w:abstractNumId w:val="2"/>
   </w:num>
 </w:numbering>
 </file>
 
 <file path=word/styles.xml><?xml version="1.0" encoding="utf-8"?>
-<w:styles xmlns:mc="http://schemas.openxmlformats.org/markup-compatibility/2006" xmlns:r="http://schemas.openxmlformats.org/officeDocument/2006/relationships" xmlns:w="http://schemas.openxmlformats.org/wordprocessingml/2006/main" xmlns:w14="http://schemas.microsoft.com/office/word/2010/wordml" xmlns:w15="http://schemas.microsoft.com/office/word/2012/wordml" xmlns:w16cex="http://schemas.microsoft.com/office/word/2018/wordml/cex" xmlns:w16cid="http://schemas.microsoft.com/office/word/2016/wordml/cid" xmlns:w16="http://schemas.microsoft.com/office/word/2018/wordml" xmlns:w16sdtdh="http://schemas.microsoft.com/office/word/2020/wordml/sdtdatahash" xmlns:w16se="http://schemas.microsoft.com/office/word/2015/wordml/symex" mc:Ignorable="w14 w15 w16se w16cid w16 w16cex w16sdtdh">
+<w:styles xmlns:mc="http://schemas.openxmlformats.org/markup-compatibility/2006" xmlns:r="http://schemas.openxmlformats.org/officeDocument/2006/relationships" xmlns:w="http://schemas.openxmlformats.org/wordprocessingml/2006/main" xmlns:w14="http://schemas.microsoft.com/office/word/2010/wordml" xmlns:w15="http://schemas.microsoft.com/office/word/2012/wordml" xmlns:w16cex="http://schemas.microsoft.com/office/word/2018/wordml/cex" xmlns:w16cid="http://schemas.microsoft.com/office/word/2016/wordml/cid" xmlns:w16="http://schemas.microsoft.com/office/word/2018/wordml" xmlns:w16du="http://schemas.microsoft.com/office/word/2023/wordml/word16du" xmlns:w16sdtdh="http://schemas.microsoft.com/office/word/2020/wordml/sdtdatahash" xmlns:w16sdtfl="http://schemas.microsoft.com/office/word/2024/wordml/sdtformatlock" xmlns:w16se="http://schemas.microsoft.com/office/word/2015/wordml/symex" mc:Ignorable="w14 w15 w16se w16cid w16 w16cex w16sdtdh w16sdtfl w16du">
   <w:docDefaults>
     <w:rPrDefault>
       <w:rPr>
@@ -3663,6 +3676,7 @@
   <w:style w:type="paragraph" w:default="1" w:styleId="Normal">
     <w:name w:val="Normal"/>
     <w:qFormat/>
+    <w:rsid w:val="009A5C69"/>
     <w:pPr>
       <w:spacing w:after="1" w:line="265" w:lineRule="auto"/>
       <w:ind w:left="10" w:hanging="10"/>
@@ -3674,13 +3688,13 @@
       <w:sz w:val="20"/>
     </w:rPr>
   </w:style>
-  <w:style w:type="character" w:default="1" w:styleId="DefaultParagraphFont">
+  <w:style w:type="character" w:default="1" w:styleId="Fuentedeprrafopredeter">
     <w:name w:val="Default Paragraph Font"/>
     <w:uiPriority w:val="1"/>
     <w:semiHidden/>
     <w:unhideWhenUsed/>
   </w:style>
-  <w:style w:type="table" w:default="1" w:styleId="TableNormal">
+  <w:style w:type="table" w:default="1" w:styleId="Tablanormal">
     <w:name w:val="Normal Table"/>
     <w:uiPriority w:val="99"/>
     <w:semiHidden/>
@@ -3695,13 +3709,13 @@
       </w:tblCellMar>
     </w:tblPr>
   </w:style>
-  <w:style w:type="numbering" w:default="1" w:styleId="NoList">
+  <w:style w:type="numbering" w:default="1" w:styleId="Sinlista">
     <w:name w:val="No List"/>
     <w:uiPriority w:val="99"/>
     <w:semiHidden/>
     <w:unhideWhenUsed/>
   </w:style>
-  <w:style w:type="paragraph" w:styleId="ListParagraph">
+  <w:style w:type="paragraph" w:styleId="Prrafodelista">
     <w:name w:val="List Paragraph"/>
     <w:basedOn w:val="Normal"/>
     <w:uiPriority w:val="34"/>
@@ -3712,11 +3726,11 @@
       <w:contextualSpacing/>
     </w:pPr>
   </w:style>
-  <w:style w:type="table" w:styleId="TableGrid">
+  <w:style w:type="table" w:styleId="Tablaconcuadrcula">
     <w:name w:val="Table Grid"/>
-    <w:basedOn w:val="TableNormal"/>
+    <w:basedOn w:val="Tablanormal"/>
     <w:uiPriority w:val="39"/>
-    <w:rsid w:val="00357737"/>
+    <w:rsid w:val="00687F79"/>
     <w:pPr>
       <w:spacing w:after="0" w:line="240" w:lineRule="auto"/>
     </w:pPr>
@@ -3733,8 +3747,8 @@
   </w:style>
   <w:style w:type="character" w:customStyle="1" w:styleId="ui-provider">
     <w:name w:val="ui-provider"/>
-    <w:basedOn w:val="DefaultParagraphFont"/>
-    <w:rsid w:val="00F25319"/>
+    <w:basedOn w:val="Fuentedeprrafopredeter"/>
+    <w:rsid w:val="00542A76"/>
   </w:style>
 </w:styles>
 </file>
